--- a/lessons/2-5/downloads/reveal/teacher/2.5-homework-packet-level-1.docx
+++ b/lessons/2-5/downloads/reveal/teacher/2.5-homework-packet-level-1.docx
@@ -78,14 +78,15 @@
           <w:caps/>
           <w:color w:val="003A70"/>
           <w:spacing w:val="12"/>
-          <w:sz w:val="21"/>
+          <w:sz w:val="22"/>
           <w:szCs w:val="21"/>
         </w:rPr>
-        <w:t xml:space="preserve">Lesson 2-5  ·  Homework Packet  ·  Level 1  ·  Sheet 1 of 2</w:t>
+        <w:t xml:space="preserve">Lesson 2-5  ·  Homework Packet  ·  Supported  ·  Session 1 · pages 1–2</w:t>
       </w:r>
     </w:p>
     <w:p>
       <w:pPr>
+        <w:pStyle w:val="Heading1"/>
         <w:keepNext/>
         <w:spacing w:before="0" w:after="10" w:line="240" w:lineRule="auto"/>
       </w:pPr>
@@ -111,7 +112,7 @@
         <w:rPr>
           <w:rFonts w:ascii="Avenir Next" w:hAnsi="Avenir Next" w:cs="Avenir Next" w:eastAsia="Avenir Next"/>
           <w:color w:val="5A5F66"/>
-          <w:sz w:val="17"/>
+          <w:sz w:val="22"/>
           <w:szCs w:val="17"/>
         </w:rPr>
         <w:t xml:space="preserve">Maryland Standard 6.SP.B.5c   ·   Learning target — I can find the range and the interquartile range of a data set.</w:t>
@@ -158,6 +159,7 @@
           </w:tcPr>
           <w:p>
             <w:pPr>
+              <w:pStyle w:val="Heading2"/>
               <w:spacing w:before="0" w:after="40" w:line="264" w:lineRule="auto"/>
             </w:pPr>
             <w:r>
@@ -185,35 +187,35 @@
                 <w:rFonts w:ascii="Avenir Next" w:hAnsi="Avenir Next" w:cs="Avenir Next" w:eastAsia="Avenir Next"/>
                 <w:b/>
                 <w:color w:val="003A70"/>
+                <w:sz w:val="22"/>
+                <w:szCs w:val="18"/>
+              </w:rPr>
+              <w:t xml:space="preserve">•</w:t>
+            </w:r>
+            <w:r>
+              <w:rPr>
+                <w:rFonts w:ascii="Avenir Next" w:hAnsi="Avenir Next" w:cs="Avenir Next" w:eastAsia="Avenir Next"/>
+                <w:color w:val="1A1A1A"/>
                 <w:sz w:val="18"/>
                 <w:szCs w:val="18"/>
               </w:rPr>
-              <w:t xml:space="preserve">•</w:t>
-            </w:r>
-            <w:r>
-              <w:rPr>
-                <w:rFonts w:ascii="Avenir Next" w:hAnsi="Avenir Next" w:cs="Avenir Next" w:eastAsia="Avenir Next"/>
-                <w:color w:val="1A1A1A"/>
-                <w:sz w:val="18"/>
+              <w:tab/>
+            </w:r>
+            <w:r>
+              <w:rPr>
+                <w:rFonts w:ascii="Avenir Next" w:hAnsi="Avenir Next" w:cs="Avenir Next" w:eastAsia="Avenir Next"/>
+                <w:b/>
+                <w:color w:val="1A1A1A"/>
+                <w:sz w:val="22"/>
                 <w:szCs w:val="18"/>
               </w:rPr>
-              <w:tab/>
-            </w:r>
-            <w:r>
-              <w:rPr>
-                <w:rFonts w:ascii="Avenir Next" w:hAnsi="Avenir Next" w:cs="Avenir Next" w:eastAsia="Avenir Next"/>
-                <w:b/>
-                <w:color w:val="1A1A1A"/>
-                <w:sz w:val="18"/>
-                <w:szCs w:val="18"/>
-              </w:rPr>
               <w:t xml:space="preserve">Range</w:t>
             </w:r>
             <w:r>
               <w:rPr>
                 <w:rFonts w:ascii="Avenir Next" w:hAnsi="Avenir Next" w:cs="Avenir Next" w:eastAsia="Avenir Next"/>
                 <w:color w:val="1A1A1A"/>
-                <w:sz w:val="18"/>
+                <w:sz w:val="22"/>
                 <w:szCs w:val="18"/>
               </w:rPr>
               <w:t xml:space="preserve"> = maximum − minimum. It is the spread of all the data.</w:t>
@@ -232,35 +234,35 @@
                 <w:rFonts w:ascii="Avenir Next" w:hAnsi="Avenir Next" w:cs="Avenir Next" w:eastAsia="Avenir Next"/>
                 <w:b/>
                 <w:color w:val="003A70"/>
+                <w:sz w:val="22"/>
+                <w:szCs w:val="18"/>
+              </w:rPr>
+              <w:t xml:space="preserve">•</w:t>
+            </w:r>
+            <w:r>
+              <w:rPr>
+                <w:rFonts w:ascii="Avenir Next" w:hAnsi="Avenir Next" w:cs="Avenir Next" w:eastAsia="Avenir Next"/>
+                <w:color w:val="1A1A1A"/>
                 <w:sz w:val="18"/>
                 <w:szCs w:val="18"/>
               </w:rPr>
-              <w:t xml:space="preserve">•</w:t>
-            </w:r>
-            <w:r>
-              <w:rPr>
-                <w:rFonts w:ascii="Avenir Next" w:hAnsi="Avenir Next" w:cs="Avenir Next" w:eastAsia="Avenir Next"/>
-                <w:color w:val="1A1A1A"/>
-                <w:sz w:val="18"/>
+              <w:tab/>
+            </w:r>
+            <w:r>
+              <w:rPr>
+                <w:rFonts w:ascii="Avenir Next" w:hAnsi="Avenir Next" w:cs="Avenir Next" w:eastAsia="Avenir Next"/>
+                <w:b/>
+                <w:color w:val="1A1A1A"/>
+                <w:sz w:val="22"/>
                 <w:szCs w:val="18"/>
               </w:rPr>
-              <w:tab/>
-            </w:r>
-            <w:r>
-              <w:rPr>
-                <w:rFonts w:ascii="Avenir Next" w:hAnsi="Avenir Next" w:cs="Avenir Next" w:eastAsia="Avenir Next"/>
-                <w:b/>
-                <w:color w:val="1A1A1A"/>
-                <w:sz w:val="18"/>
-                <w:szCs w:val="18"/>
-              </w:rPr>
               <w:t xml:space="preserve">IQR</w:t>
             </w:r>
             <w:r>
               <w:rPr>
                 <w:rFonts w:ascii="Avenir Next" w:hAnsi="Avenir Next" w:cs="Avenir Next" w:eastAsia="Avenir Next"/>
                 <w:color w:val="1A1A1A"/>
-                <w:sz w:val="18"/>
+                <w:sz w:val="22"/>
                 <w:szCs w:val="18"/>
               </w:rPr>
               <w:t xml:space="preserve"> (interquartile range) = Q3 − Q1. It is the spread of the middle half.</w:t>
@@ -279,28 +281,28 @@
                 <w:rFonts w:ascii="Avenir Next" w:hAnsi="Avenir Next" w:cs="Avenir Next" w:eastAsia="Avenir Next"/>
                 <w:b/>
                 <w:color w:val="003A70"/>
+                <w:sz w:val="22"/>
+                <w:szCs w:val="18"/>
+              </w:rPr>
+              <w:t xml:space="preserve">•</w:t>
+            </w:r>
+            <w:r>
+              <w:rPr>
+                <w:rFonts w:ascii="Avenir Next" w:hAnsi="Avenir Next" w:cs="Avenir Next" w:eastAsia="Avenir Next"/>
+                <w:color w:val="1A1A1A"/>
                 <w:sz w:val="18"/>
                 <w:szCs w:val="18"/>
               </w:rPr>
-              <w:t xml:space="preserve">•</w:t>
-            </w:r>
-            <w:r>
-              <w:rPr>
-                <w:rFonts w:ascii="Avenir Next" w:hAnsi="Avenir Next" w:cs="Avenir Next" w:eastAsia="Avenir Next"/>
-                <w:color w:val="1A1A1A"/>
-                <w:sz w:val="18"/>
+              <w:tab/>
+            </w:r>
+            <w:r>
+              <w:rPr>
+                <w:rFonts w:ascii="Avenir Next" w:hAnsi="Avenir Next" w:cs="Avenir Next" w:eastAsia="Avenir Next"/>
+                <w:color w:val="1A1A1A"/>
+                <w:sz w:val="22"/>
                 <w:szCs w:val="18"/>
               </w:rPr>
-              <w:tab/>
-            </w:r>
-            <w:r>
-              <w:rPr>
-                <w:rFonts w:ascii="Avenir Next" w:hAnsi="Avenir Next" w:cs="Avenir Next" w:eastAsia="Avenir Next"/>
-                <w:color w:val="1A1A1A"/>
-                <w:sz w:val="18"/>
-                <w:szCs w:val="18"/>
-              </w:rPr>
-              <w:t xml:space="preserve">One extreme value changes the range a lot but the IQR very little.</w:t>
+              <w:t xml:space="preserve">The IQR is often less sensitive to extremes than the range. Recompute quartiles when the data change.</w:t>
             </w:r>
           </w:p>
         </w:tc>
@@ -312,6 +314,7 @@
           </w:tcPr>
           <w:p>
             <w:pPr>
+              <w:pStyle w:val="Heading2"/>
               <w:spacing w:before="0" w:after="40" w:line="264" w:lineRule="auto"/>
             </w:pPr>
             <w:r>
@@ -334,7 +337,7 @@
               <w:rPr>
                 <w:rFonts w:ascii="Avenir Next" w:hAnsi="Avenir Next" w:cs="Avenir Next" w:eastAsia="Avenir Next"/>
                 <w:color w:val="1A1A1A"/>
-                <w:sz w:val="17"/>
+                <w:sz w:val="22"/>
                 <w:szCs w:val="17"/>
               </w:rPr>
               <w:t xml:space="preserve">Find the range and IQR of 3, 7, 8, 10, 12, 15, 20.</w:t>
@@ -353,25 +356,25 @@
                 <w:rFonts w:ascii="Avenir Next" w:hAnsi="Avenir Next" w:cs="Avenir Next" w:eastAsia="Avenir Next"/>
                 <w:b/>
                 <w:color w:val="003A70"/>
+                <w:sz w:val="22"/>
+                <w:szCs w:val="17"/>
+              </w:rPr>
+              <w:t xml:space="preserve">Step 1</w:t>
+            </w:r>
+            <w:r>
+              <w:rPr>
+                <w:rFonts w:ascii="Avenir Next" w:hAnsi="Avenir Next" w:cs="Avenir Next" w:eastAsia="Avenir Next"/>
+                <w:color w:val="1A1A1A"/>
                 <w:sz w:val="17"/>
                 <w:szCs w:val="17"/>
               </w:rPr>
-              <w:t xml:space="preserve">Step 1</w:t>
-            </w:r>
-            <w:r>
-              <w:rPr>
-                <w:rFonts w:ascii="Avenir Next" w:hAnsi="Avenir Next" w:cs="Avenir Next" w:eastAsia="Avenir Next"/>
-                <w:color w:val="1A1A1A"/>
-                <w:sz w:val="17"/>
-                <w:szCs w:val="17"/>
-              </w:rPr>
               <w:tab/>
             </w:r>
             <w:r>
               <w:rPr>
                 <w:rFonts w:ascii="Avenir Next" w:hAnsi="Avenir Next" w:cs="Avenir Next" w:eastAsia="Avenir Next"/>
                 <w:color w:val="1A1A1A"/>
-                <w:sz w:val="17"/>
+                <w:sz w:val="22"/>
                 <w:szCs w:val="17"/>
               </w:rPr>
               <w:t xml:space="preserve">Range: 20 − 3 = 17</w:t>
@@ -390,25 +393,25 @@
                 <w:rFonts w:ascii="Avenir Next" w:hAnsi="Avenir Next" w:cs="Avenir Next" w:eastAsia="Avenir Next"/>
                 <w:b/>
                 <w:color w:val="003A70"/>
+                <w:sz w:val="22"/>
+                <w:szCs w:val="17"/>
+              </w:rPr>
+              <w:t xml:space="preserve">Step 2</w:t>
+            </w:r>
+            <w:r>
+              <w:rPr>
+                <w:rFonts w:ascii="Avenir Next" w:hAnsi="Avenir Next" w:cs="Avenir Next" w:eastAsia="Avenir Next"/>
+                <w:color w:val="1A1A1A"/>
                 <w:sz w:val="17"/>
                 <w:szCs w:val="17"/>
               </w:rPr>
-              <w:t xml:space="preserve">Step 2</w:t>
-            </w:r>
-            <w:r>
-              <w:rPr>
-                <w:rFonts w:ascii="Avenir Next" w:hAnsi="Avenir Next" w:cs="Avenir Next" w:eastAsia="Avenir Next"/>
-                <w:color w:val="1A1A1A"/>
-                <w:sz w:val="17"/>
-                <w:szCs w:val="17"/>
-              </w:rPr>
               <w:tab/>
             </w:r>
             <w:r>
               <w:rPr>
                 <w:rFonts w:ascii="Avenir Next" w:hAnsi="Avenir Next" w:cs="Avenir Next" w:eastAsia="Avenir Next"/>
                 <w:color w:val="1A1A1A"/>
-                <w:sz w:val="17"/>
+                <w:sz w:val="22"/>
                 <w:szCs w:val="17"/>
               </w:rPr>
               <w:t xml:space="preserve">Median 10. Q1 = 7 (of 3, 7, 8). Q3 = 15 (of 12, 15, 20).</w:t>
@@ -427,25 +430,25 @@
                 <w:rFonts w:ascii="Avenir Next" w:hAnsi="Avenir Next" w:cs="Avenir Next" w:eastAsia="Avenir Next"/>
                 <w:b/>
                 <w:color w:val="003A70"/>
+                <w:sz w:val="22"/>
+                <w:szCs w:val="17"/>
+              </w:rPr>
+              <w:t xml:space="preserve">Step 3</w:t>
+            </w:r>
+            <w:r>
+              <w:rPr>
+                <w:rFonts w:ascii="Avenir Next" w:hAnsi="Avenir Next" w:cs="Avenir Next" w:eastAsia="Avenir Next"/>
+                <w:color w:val="1A1A1A"/>
                 <w:sz w:val="17"/>
                 <w:szCs w:val="17"/>
               </w:rPr>
-              <w:t xml:space="preserve">Step 3</w:t>
-            </w:r>
-            <w:r>
-              <w:rPr>
-                <w:rFonts w:ascii="Avenir Next" w:hAnsi="Avenir Next" w:cs="Avenir Next" w:eastAsia="Avenir Next"/>
-                <w:color w:val="1A1A1A"/>
-                <w:sz w:val="17"/>
-                <w:szCs w:val="17"/>
-              </w:rPr>
               <w:tab/>
             </w:r>
             <w:r>
               <w:rPr>
                 <w:rFonts w:ascii="Avenir Next" w:hAnsi="Avenir Next" w:cs="Avenir Next" w:eastAsia="Avenir Next"/>
                 <w:color w:val="1A1A1A"/>
-                <w:sz w:val="17"/>
+                <w:sz w:val="22"/>
                 <w:szCs w:val="17"/>
               </w:rPr>
               <w:t xml:space="preserve">IQR: 15 − 7 = 8</w:t>
@@ -464,18 +467,18 @@
                 <w:rFonts w:ascii="Avenir Next" w:hAnsi="Avenir Next" w:cs="Avenir Next" w:eastAsia="Avenir Next"/>
                 <w:b/>
                 <w:color w:val="1A1A1A"/>
+                <w:sz w:val="22"/>
+                <w:szCs w:val="17"/>
+              </w:rPr>
+              <w:t xml:space="preserve">Answer</w:t>
+            </w:r>
+            <w:r>
+              <w:rPr>
+                <w:rFonts w:ascii="Avenir Next" w:hAnsi="Avenir Next" w:cs="Avenir Next" w:eastAsia="Avenir Next"/>
+                <w:color w:val="1A1A1A"/>
                 <w:sz w:val="17"/>
                 <w:szCs w:val="17"/>
               </w:rPr>
-              <w:t xml:space="preserve">Answer</w:t>
-            </w:r>
-            <w:r>
-              <w:rPr>
-                <w:rFonts w:ascii="Avenir Next" w:hAnsi="Avenir Next" w:cs="Avenir Next" w:eastAsia="Avenir Next"/>
-                <w:color w:val="1A1A1A"/>
-                <w:sz w:val="17"/>
-                <w:szCs w:val="17"/>
-              </w:rPr>
               <w:tab/>
             </w:r>
             <w:r>
@@ -483,7 +486,7 @@
                 <w:rFonts w:ascii="Avenir Next" w:hAnsi="Avenir Next" w:cs="Avenir Next" w:eastAsia="Avenir Next"/>
                 <w:b/>
                 <w:color w:val="1A1A1A"/>
-                <w:sz w:val="17"/>
+                <w:sz w:val="22"/>
                 <w:szCs w:val="17"/>
               </w:rPr>
               <w:t xml:space="preserve">Range 17, IQR 8</w:t>
@@ -533,6 +536,7 @@
           </w:tcPr>
           <w:p>
             <w:pPr>
+              <w:pStyle w:val="Heading2"/>
               <w:spacing w:before="0" w:after="40" w:line="264" w:lineRule="auto"/>
             </w:pPr>
             <w:r>
@@ -556,7 +560,7 @@
                 <w:rFonts w:ascii="Avenir Next" w:hAnsi="Avenir Next" w:cs="Avenir Next" w:eastAsia="Avenir Next"/>
                 <w:b/>
                 <w:color w:val="1A1A1A"/>
-                <w:sz w:val="21"/>
+                <w:sz w:val="22"/>
                 <w:szCs w:val="21"/>
               </w:rPr>
               <w:t xml:space="preserve">range</w:t>
@@ -565,7 +569,7 @@
               <w:rPr>
                 <w:rFonts w:ascii="Avenir Next" w:hAnsi="Avenir Next" w:cs="Avenir Next" w:eastAsia="Avenir Next"/>
                 <w:color w:val="5A5F66"/>
-                <w:sz w:val="21"/>
+                <w:sz w:val="22"/>
                 <w:szCs w:val="21"/>
               </w:rPr>
               <w:t xml:space="preserve"> — </w:t>
@@ -574,7 +578,7 @@
               <w:rPr>
                 <w:rFonts w:ascii="Avenir Next" w:hAnsi="Avenir Next" w:cs="Avenir Next" w:eastAsia="Avenir Next"/>
                 <w:color w:val="1A1A1A"/>
-                <w:sz w:val="21"/>
+                <w:sz w:val="22"/>
                 <w:szCs w:val="21"/>
               </w:rPr>
               <w:t xml:space="preserve">biggest number − smallest number</w:t>
@@ -589,7 +593,7 @@
                 <w:rFonts w:ascii="Avenir Next" w:hAnsi="Avenir Next" w:cs="Avenir Next" w:eastAsia="Avenir Next"/>
                 <w:b/>
                 <w:color w:val="1A1A1A"/>
-                <w:sz w:val="21"/>
+                <w:sz w:val="22"/>
                 <w:szCs w:val="21"/>
               </w:rPr>
               <w:t xml:space="preserve">IQR</w:t>
@@ -598,7 +602,7 @@
               <w:rPr>
                 <w:rFonts w:ascii="Avenir Next" w:hAnsi="Avenir Next" w:cs="Avenir Next" w:eastAsia="Avenir Next"/>
                 <w:color w:val="5A5F66"/>
-                <w:sz w:val="21"/>
+                <w:sz w:val="22"/>
                 <w:szCs w:val="21"/>
               </w:rPr>
               <w:t xml:space="preserve"> — </w:t>
@@ -607,7 +611,7 @@
               <w:rPr>
                 <w:rFonts w:ascii="Avenir Next" w:hAnsi="Avenir Next" w:cs="Avenir Next" w:eastAsia="Avenir Next"/>
                 <w:color w:val="1A1A1A"/>
-                <w:sz w:val="21"/>
+                <w:sz w:val="22"/>
                 <w:szCs w:val="21"/>
               </w:rPr>
               <w:t xml:space="preserve">Q3 − Q1</w:t>
@@ -633,7 +637,7 @@
                 <w:rFonts w:ascii="Avenir Next" w:hAnsi="Avenir Next" w:cs="Avenir Next" w:eastAsia="Avenir Next"/>
                 <w:b/>
                 <w:color w:val="1A1A1A"/>
-                <w:sz w:val="21"/>
+                <w:sz w:val="22"/>
                 <w:szCs w:val="21"/>
               </w:rPr>
               <w:t xml:space="preserve">Q1, Q3</w:t>
@@ -642,7 +646,7 @@
               <w:rPr>
                 <w:rFonts w:ascii="Avenir Next" w:hAnsi="Avenir Next" w:cs="Avenir Next" w:eastAsia="Avenir Next"/>
                 <w:color w:val="5A5F66"/>
-                <w:sz w:val="21"/>
+                <w:sz w:val="22"/>
                 <w:szCs w:val="21"/>
               </w:rPr>
               <w:t xml:space="preserve"> — </w:t>
@@ -651,7 +655,7 @@
               <w:rPr>
                 <w:rFonts w:ascii="Avenir Next" w:hAnsi="Avenir Next" w:cs="Avenir Next" w:eastAsia="Avenir Next"/>
                 <w:color w:val="1A1A1A"/>
-                <w:sz w:val="21"/>
+                <w:sz w:val="22"/>
                 <w:szCs w:val="21"/>
               </w:rPr>
               <w:t xml:space="preserve">the middles of the lower and upper halves</w:t>
@@ -666,7 +670,7 @@
                 <w:rFonts w:ascii="Avenir Next" w:hAnsi="Avenir Next" w:cs="Avenir Next" w:eastAsia="Avenir Next"/>
                 <w:b/>
                 <w:color w:val="1A1A1A"/>
-                <w:sz w:val="21"/>
+                <w:sz w:val="22"/>
                 <w:szCs w:val="21"/>
               </w:rPr>
               <w:t xml:space="preserve">minimum</w:t>
@@ -675,7 +679,7 @@
               <w:rPr>
                 <w:rFonts w:ascii="Avenir Next" w:hAnsi="Avenir Next" w:cs="Avenir Next" w:eastAsia="Avenir Next"/>
                 <w:color w:val="5A5F66"/>
-                <w:sz w:val="21"/>
+                <w:sz w:val="22"/>
                 <w:szCs w:val="21"/>
               </w:rPr>
               <w:t xml:space="preserve"> — </w:t>
@@ -684,7 +688,7 @@
               <w:rPr>
                 <w:rFonts w:ascii="Avenir Next" w:hAnsi="Avenir Next" w:cs="Avenir Next" w:eastAsia="Avenir Next"/>
                 <w:color w:val="1A1A1A"/>
-                <w:sz w:val="21"/>
+                <w:sz w:val="22"/>
                 <w:szCs w:val="21"/>
               </w:rPr>
               <w:t xml:space="preserve">the smallest value</w:t>
@@ -695,6 +699,7 @@
     </w:tbl>
     <w:p>
       <w:pPr>
+        <w:pStyle w:val="Heading2"/>
         <w:keepNext/>
         <w:pBdr>
           <w:bottom w:val="single" w:sz="8" w:space="3" w:color="003A70"/>
@@ -710,7 +715,7 @@
           <w:b/>
           <w:color w:val="003A70"/>
           <w:spacing w:val="14"/>
-          <w:sz w:val="21"/>
+          <w:sz w:val="22"/>
           <w:szCs w:val="21"/>
         </w:rPr>
         <w:t xml:space="preserve">PRACTICE</w:t>
@@ -729,7 +734,7 @@
           <w:rFonts w:ascii="Avenir Next" w:hAnsi="Avenir Next" w:cs="Avenir Next" w:eastAsia="Avenir Next"/>
           <w:i/>
           <w:color w:val="5A5F66"/>
-          <w:sz w:val="17"/>
+          <w:sz w:val="22"/>
           <w:szCs w:val="17"/>
         </w:rPr>
         <w:t xml:space="preserve">show your work · label units</w:t>
@@ -1375,25 +1380,25 @@
                       <w:rFonts w:ascii="Avenir Next" w:hAnsi="Avenir Next" w:cs="Avenir Next" w:eastAsia="Avenir Next"/>
                       <w:b/>
                       <w:color w:val="003A70"/>
+                      <w:sz w:val="22"/>
+                      <w:szCs w:val="18"/>
+                    </w:rPr>
+                    <w:t xml:space="preserve">Step 1</w:t>
+                  </w:r>
+                  <w:r>
+                    <w:rPr>
+                      <w:rFonts w:ascii="Avenir Next" w:hAnsi="Avenir Next" w:cs="Avenir Next" w:eastAsia="Avenir Next"/>
+                      <w:color w:val="1A1A1A"/>
                       <w:sz w:val="18"/>
                       <w:szCs w:val="18"/>
                     </w:rPr>
-                    <w:t xml:space="preserve">Step 1</w:t>
-                  </w:r>
-                  <w:r>
-                    <w:rPr>
-                      <w:rFonts w:ascii="Avenir Next" w:hAnsi="Avenir Next" w:cs="Avenir Next" w:eastAsia="Avenir Next"/>
-                      <w:color w:val="1A1A1A"/>
-                      <w:sz w:val="18"/>
-                      <w:szCs w:val="18"/>
-                    </w:rPr>
                     <w:tab/>
                   </w:r>
                   <w:r>
                     <w:rPr>
                       <w:rFonts w:ascii="Avenir Next" w:hAnsi="Avenir Next" w:cs="Avenir Next" w:eastAsia="Avenir Next"/>
                       <w:color w:val="1A1A1A"/>
-                      <w:sz w:val="21"/>
+                      <w:sz w:val="22"/>
                       <w:szCs w:val="21"/>
                     </w:rPr>
                     <w:t xml:space="preserve">Read the ends of the whiskers: max − min = range.</w:t>
@@ -1413,25 +1418,25 @@
                       <w:rFonts w:ascii="Avenir Next" w:hAnsi="Avenir Next" w:cs="Avenir Next" w:eastAsia="Avenir Next"/>
                       <w:b/>
                       <w:color w:val="003A70"/>
+                      <w:sz w:val="22"/>
+                      <w:szCs w:val="18"/>
+                    </w:rPr>
+                    <w:t xml:space="preserve">Step 2</w:t>
+                  </w:r>
+                  <w:r>
+                    <w:rPr>
+                      <w:rFonts w:ascii="Avenir Next" w:hAnsi="Avenir Next" w:cs="Avenir Next" w:eastAsia="Avenir Next"/>
+                      <w:color w:val="1A1A1A"/>
                       <w:sz w:val="18"/>
                       <w:szCs w:val="18"/>
                     </w:rPr>
-                    <w:t xml:space="preserve">Step 2</w:t>
-                  </w:r>
-                  <w:r>
-                    <w:rPr>
-                      <w:rFonts w:ascii="Avenir Next" w:hAnsi="Avenir Next" w:cs="Avenir Next" w:eastAsia="Avenir Next"/>
-                      <w:color w:val="1A1A1A"/>
-                      <w:sz w:val="18"/>
-                      <w:szCs w:val="18"/>
-                    </w:rPr>
                     <w:tab/>
                   </w:r>
                   <w:r>
                     <w:rPr>
                       <w:rFonts w:ascii="Avenir Next" w:hAnsi="Avenir Next" w:cs="Avenir Next" w:eastAsia="Avenir Next"/>
                       <w:color w:val="1A1A1A"/>
-                      <w:sz w:val="21"/>
+                      <w:sz w:val="22"/>
                       <w:szCs w:val="21"/>
                     </w:rPr>
                     <w:t xml:space="preserve">Read the box edges: Q3 − Q1 = IQR.</w:t>
@@ -1584,7 +1589,7 @@
                     <w:drawing>
                       <wp:inline distT="0" distB="0" distL="0" distR="0">
                         <wp:extent cx="2743200" cy="1124712"/>
-                        <wp:docPr id="1" name="Figure 1"/>
+                        <wp:docPr id="1" name="Figure 1" descr="Box plot. Axis: Pages, 0 to 36; ticks every 2. Minimum, lower quartile, median, upper quartile, maximum: 6, 10, 14, 22, 30."/>
                         <a:graphic xmlns:a="http://schemas.openxmlformats.org/drawingml/2006/main">
                           <a:graphicData uri="http://schemas.openxmlformats.org/drawingml/2006/picture">
                             <pic:pic xmlns:pic="http://schemas.openxmlformats.org/drawingml/2006/picture">
@@ -1730,25 +1735,25 @@
                 <w:rFonts w:ascii="Avenir Next" w:hAnsi="Avenir Next" w:cs="Avenir Next" w:eastAsia="Avenir Next"/>
                 <w:b/>
                 <w:color w:val="003A70"/>
+                <w:sz w:val="22"/>
+                <w:szCs w:val="18"/>
+              </w:rPr>
+              <w:t xml:space="preserve">Step 1</w:t>
+            </w:r>
+            <w:r>
+              <w:rPr>
+                <w:rFonts w:ascii="Avenir Next" w:hAnsi="Avenir Next" w:cs="Avenir Next" w:eastAsia="Avenir Next"/>
+                <w:color w:val="1A1A1A"/>
                 <w:sz w:val="18"/>
                 <w:szCs w:val="18"/>
               </w:rPr>
-              <w:t xml:space="preserve">Step 1</w:t>
-            </w:r>
-            <w:r>
-              <w:rPr>
-                <w:rFonts w:ascii="Avenir Next" w:hAnsi="Avenir Next" w:cs="Avenir Next" w:eastAsia="Avenir Next"/>
-                <w:color w:val="1A1A1A"/>
-                <w:sz w:val="18"/>
-                <w:szCs w:val="18"/>
-              </w:rPr>
               <w:tab/>
             </w:r>
             <w:r>
               <w:rPr>
                 <w:rFonts w:ascii="Avenir Next" w:hAnsi="Avenir Next" w:cs="Avenir Next" w:eastAsia="Avenir Next"/>
                 <w:color w:val="1A1A1A"/>
-                <w:sz w:val="21"/>
+                <w:sz w:val="22"/>
                 <w:szCs w:val="21"/>
               </w:rPr>
               <w:t xml:space="preserve">Put the 7 numbers in order.</w:t>
@@ -1768,25 +1773,25 @@
                 <w:rFonts w:ascii="Avenir Next" w:hAnsi="Avenir Next" w:cs="Avenir Next" w:eastAsia="Avenir Next"/>
                 <w:b/>
                 <w:color w:val="003A70"/>
+                <w:sz w:val="22"/>
+                <w:szCs w:val="18"/>
+              </w:rPr>
+              <w:t xml:space="preserve">Step 2</w:t>
+            </w:r>
+            <w:r>
+              <w:rPr>
+                <w:rFonts w:ascii="Avenir Next" w:hAnsi="Avenir Next" w:cs="Avenir Next" w:eastAsia="Avenir Next"/>
+                <w:color w:val="1A1A1A"/>
                 <w:sz w:val="18"/>
                 <w:szCs w:val="18"/>
               </w:rPr>
-              <w:t xml:space="preserve">Step 2</w:t>
-            </w:r>
-            <w:r>
-              <w:rPr>
-                <w:rFonts w:ascii="Avenir Next" w:hAnsi="Avenir Next" w:cs="Avenir Next" w:eastAsia="Avenir Next"/>
-                <w:color w:val="1A1A1A"/>
-                <w:sz w:val="18"/>
-                <w:szCs w:val="18"/>
-              </w:rPr>
               <w:tab/>
             </w:r>
             <w:r>
               <w:rPr>
                 <w:rFonts w:ascii="Avenir Next" w:hAnsi="Avenir Next" w:cs="Avenir Next" w:eastAsia="Avenir Next"/>
                 <w:color w:val="1A1A1A"/>
-                <w:sz w:val="21"/>
+                <w:sz w:val="22"/>
                 <w:szCs w:val="21"/>
               </w:rPr>
               <w:t xml:space="preserve">Range = last − first.</w:t>
@@ -1806,25 +1811,25 @@
                 <w:rFonts w:ascii="Avenir Next" w:hAnsi="Avenir Next" w:cs="Avenir Next" w:eastAsia="Avenir Next"/>
                 <w:b/>
                 <w:color w:val="003A70"/>
+                <w:sz w:val="22"/>
+                <w:szCs w:val="18"/>
+              </w:rPr>
+              <w:t xml:space="preserve">Step 3</w:t>
+            </w:r>
+            <w:r>
+              <w:rPr>
+                <w:rFonts w:ascii="Avenir Next" w:hAnsi="Avenir Next" w:cs="Avenir Next" w:eastAsia="Avenir Next"/>
+                <w:color w:val="1A1A1A"/>
                 <w:sz w:val="18"/>
                 <w:szCs w:val="18"/>
               </w:rPr>
-              <w:t xml:space="preserve">Step 3</w:t>
-            </w:r>
-            <w:r>
-              <w:rPr>
-                <w:rFonts w:ascii="Avenir Next" w:hAnsi="Avenir Next" w:cs="Avenir Next" w:eastAsia="Avenir Next"/>
-                <w:color w:val="1A1A1A"/>
-                <w:sz w:val="18"/>
-                <w:szCs w:val="18"/>
-              </w:rPr>
               <w:tab/>
             </w:r>
             <w:r>
               <w:rPr>
                 <w:rFonts w:ascii="Avenir Next" w:hAnsi="Avenir Next" w:cs="Avenir Next" w:eastAsia="Avenir Next"/>
                 <w:color w:val="1A1A1A"/>
-                <w:sz w:val="21"/>
+                <w:sz w:val="22"/>
                 <w:szCs w:val="21"/>
               </w:rPr>
               <w:t xml:space="preserve">Find Q1 and Q3, then subtract.</w:t>
@@ -2153,25 +2158,25 @@
                 <w:rFonts w:ascii="Avenir Next" w:hAnsi="Avenir Next" w:cs="Avenir Next" w:eastAsia="Avenir Next"/>
                 <w:b/>
                 <w:color w:val="003A70"/>
+                <w:sz w:val="22"/>
+                <w:szCs w:val="18"/>
+              </w:rPr>
+              <w:t xml:space="preserve">Step 1</w:t>
+            </w:r>
+            <w:r>
+              <w:rPr>
+                <w:rFonts w:ascii="Avenir Next" w:hAnsi="Avenir Next" w:cs="Avenir Next" w:eastAsia="Avenir Next"/>
+                <w:color w:val="1A1A1A"/>
                 <w:sz w:val="18"/>
                 <w:szCs w:val="18"/>
               </w:rPr>
-              <w:t xml:space="preserve">Step 1</w:t>
-            </w:r>
-            <w:r>
-              <w:rPr>
-                <w:rFonts w:ascii="Avenir Next" w:hAnsi="Avenir Next" w:cs="Avenir Next" w:eastAsia="Avenir Next"/>
-                <w:color w:val="1A1A1A"/>
-                <w:sz w:val="18"/>
-                <w:szCs w:val="18"/>
-              </w:rPr>
               <w:tab/>
             </w:r>
             <w:r>
               <w:rPr>
                 <w:rFonts w:ascii="Avenir Next" w:hAnsi="Avenir Next" w:cs="Avenir Next" w:eastAsia="Avenir Next"/>
                 <w:color w:val="1A1A1A"/>
-                <w:sz w:val="21"/>
+                <w:sz w:val="22"/>
                 <w:szCs w:val="21"/>
               </w:rPr>
               <w:t xml:space="preserve">Maximum = minimum + range.</w:t>
@@ -2191,25 +2196,25 @@
                 <w:rFonts w:ascii="Avenir Next" w:hAnsi="Avenir Next" w:cs="Avenir Next" w:eastAsia="Avenir Next"/>
                 <w:b/>
                 <w:color w:val="003A70"/>
+                <w:sz w:val="22"/>
+                <w:szCs w:val="18"/>
+              </w:rPr>
+              <w:t xml:space="preserve">Step 2</w:t>
+            </w:r>
+            <w:r>
+              <w:rPr>
+                <w:rFonts w:ascii="Avenir Next" w:hAnsi="Avenir Next" w:cs="Avenir Next" w:eastAsia="Avenir Next"/>
+                <w:color w:val="1A1A1A"/>
                 <w:sz w:val="18"/>
                 <w:szCs w:val="18"/>
               </w:rPr>
-              <w:t xml:space="preserve">Step 2</w:t>
-            </w:r>
-            <w:r>
-              <w:rPr>
-                <w:rFonts w:ascii="Avenir Next" w:hAnsi="Avenir Next" w:cs="Avenir Next" w:eastAsia="Avenir Next"/>
-                <w:color w:val="1A1A1A"/>
-                <w:sz w:val="18"/>
-                <w:szCs w:val="18"/>
-              </w:rPr>
               <w:tab/>
             </w:r>
             <w:r>
               <w:rPr>
                 <w:rFonts w:ascii="Avenir Next" w:hAnsi="Avenir Next" w:cs="Avenir Next" w:eastAsia="Avenir Next"/>
                 <w:color w:val="1A1A1A"/>
-                <w:sz w:val="21"/>
+                <w:sz w:val="22"/>
                 <w:szCs w:val="21"/>
               </w:rPr>
               <w:t xml:space="preserve">Q3 = Q1 + IQR.</w:t>
@@ -2434,7 +2439,7 @@
                 <w:rFonts w:ascii="Avenir Next" w:hAnsi="Avenir Next" w:cs="Avenir Next" w:eastAsia="Avenir Next"/>
                 <w:b/>
                 <w:color w:val="003A70"/>
-                <w:sz w:val="17"/>
+                <w:sz w:val="22"/>
                 <w:szCs w:val="17"/>
               </w:rPr>
               <w:t xml:space="preserve">Frame  </w:t>
@@ -2444,7 +2449,7 @@
                 <w:rFonts w:ascii="Avenir Next" w:hAnsi="Avenir Next" w:cs="Avenir Next" w:eastAsia="Avenir Next"/>
                 <w:i/>
                 <w:color w:val="1A1A1A"/>
-                <w:sz w:val="18"/>
+                <w:sz w:val="22"/>
                 <w:szCs w:val="18"/>
               </w:rPr>
               <w:t xml:space="preserve">Half of the range is </w:t>
@@ -2464,7 +2469,7 @@
                 <w:rFonts w:ascii="Avenir Next" w:hAnsi="Avenir Next" w:cs="Avenir Next" w:eastAsia="Avenir Next"/>
                 <w:i/>
                 <w:color w:val="1A1A1A"/>
-                <w:sz w:val="18"/>
+                <w:sz w:val="22"/>
                 <w:szCs w:val="18"/>
               </w:rPr>
               <w:t xml:space="preserve">, but the IQR is </w:t>
@@ -2484,7 +2489,7 @@
                 <w:rFonts w:ascii="Avenir Next" w:hAnsi="Avenir Next" w:cs="Avenir Next" w:eastAsia="Avenir Next"/>
                 <w:i/>
                 <w:color w:val="1A1A1A"/>
-                <w:sz w:val="18"/>
+                <w:sz w:val="22"/>
                 <w:szCs w:val="18"/>
               </w:rPr>
               <w:t xml:space="preserve">, so Mateo is </w:t>
@@ -2504,7 +2509,7 @@
                 <w:rFonts w:ascii="Avenir Next" w:hAnsi="Avenir Next" w:cs="Avenir Next" w:eastAsia="Avenir Next"/>
                 <w:i/>
                 <w:color w:val="1A1A1A"/>
-                <w:sz w:val="18"/>
+                <w:sz w:val="22"/>
                 <w:szCs w:val="18"/>
               </w:rPr>
               <w:t xml:space="preserve">.</w:t>
@@ -2633,6 +2638,7 @@
           </w:tcPr>
           <w:p>
             <w:pPr>
+              <w:pStyle w:val="Heading2"/>
               <w:spacing w:before="0" w:after="0" w:line="240" w:lineRule="auto"/>
             </w:pPr>
             <w:r>
@@ -2670,7 +2676,7 @@
               <w:rPr>
                 <w:rFonts w:ascii="Avenir Next" w:hAnsi="Avenir Next" w:cs="Avenir Next" w:eastAsia="Avenir Next"/>
                 <w:color w:val="1A1A1A"/>
-                <w:sz w:val="17"/>
+                <w:sz w:val="22"/>
                 <w:szCs w:val="17"/>
               </w:rPr>
               <w:t xml:space="preserve">  I can do this on my own</w:t>
@@ -2699,7 +2705,7 @@
               <w:rPr>
                 <w:rFonts w:ascii="Avenir Next" w:hAnsi="Avenir Next" w:cs="Avenir Next" w:eastAsia="Avenir Next"/>
                 <w:color w:val="1A1A1A"/>
-                <w:sz w:val="17"/>
+                <w:sz w:val="22"/>
                 <w:szCs w:val="17"/>
               </w:rPr>
               <w:t xml:space="preserve">  I need a little help</w:t>
@@ -2728,7 +2734,7 @@
               <w:rPr>
                 <w:rFonts w:ascii="Avenir Next" w:hAnsi="Avenir Next" w:cs="Avenir Next" w:eastAsia="Avenir Next"/>
                 <w:color w:val="1A1A1A"/>
-                <w:sz w:val="17"/>
+                <w:sz w:val="22"/>
                 <w:szCs w:val="17"/>
               </w:rPr>
               <w:t xml:space="preserve">  I have a question about #</w:t>
@@ -2766,7 +2772,7 @@
         <w:rPr>
           <w:rFonts w:ascii="Avenir Next" w:hAnsi="Avenir Next" w:cs="Avenir Next" w:eastAsia="Avenir Next"/>
           <w:color w:val="5A5F66"/>
-          <w:sz w:val="17"/>
+          <w:sz w:val="22"/>
           <w:szCs w:val="17"/>
         </w:rPr>
         <w:t xml:space="preserve">Ask family members their ages. Find the range of the ages.</w:t>
@@ -2849,14 +2855,15 @@
           <w:caps/>
           <w:color w:val="003A70"/>
           <w:spacing w:val="12"/>
-          <w:sz w:val="21"/>
+          <w:sz w:val="22"/>
           <w:szCs w:val="21"/>
         </w:rPr>
-        <w:t xml:space="preserve">Lesson 2-5  ·  Homework Packet  ·  Level 1  ·  Sheet 2 of 2</w:t>
+        <w:t xml:space="preserve">Lesson 2-5  ·  Homework Packet  ·  Supported  ·  Session 2 · pages 3–4</w:t>
       </w:r>
     </w:p>
     <w:p>
       <w:pPr>
+        <w:pStyle w:val="Heading1"/>
         <w:keepNext/>
         <w:spacing w:before="0" w:after="10" w:line="240" w:lineRule="auto"/>
       </w:pPr>
@@ -2882,7 +2889,7 @@
         <w:rPr>
           <w:rFonts w:ascii="Avenir Next" w:hAnsi="Avenir Next" w:cs="Avenir Next" w:eastAsia="Avenir Next"/>
           <w:color w:val="5A5F66"/>
-          <w:sz w:val="17"/>
+          <w:sz w:val="22"/>
           <w:szCs w:val="17"/>
         </w:rPr>
         <w:t xml:space="preserve">Maryland Standard 6.SP.B.5c   ·   Learning target — I can compare the variability of two data sets using range and IQR.</w:t>
@@ -2929,6 +2936,7 @@
           </w:tcPr>
           <w:p>
             <w:pPr>
+              <w:pStyle w:val="Heading2"/>
               <w:spacing w:before="0" w:after="40" w:line="264" w:lineRule="auto"/>
             </w:pPr>
             <w:r>
@@ -2956,44 +2964,44 @@
                 <w:rFonts w:ascii="Avenir Next" w:hAnsi="Avenir Next" w:cs="Avenir Next" w:eastAsia="Avenir Next"/>
                 <w:b/>
                 <w:color w:val="003A70"/>
+                <w:sz w:val="22"/>
+                <w:szCs w:val="18"/>
+              </w:rPr>
+              <w:t xml:space="preserve">•</w:t>
+            </w:r>
+            <w:r>
+              <w:rPr>
+                <w:rFonts w:ascii="Avenir Next" w:hAnsi="Avenir Next" w:cs="Avenir Next" w:eastAsia="Avenir Next"/>
+                <w:color w:val="1A1A1A"/>
                 <w:sz w:val="18"/>
                 <w:szCs w:val="18"/>
               </w:rPr>
-              <w:t xml:space="preserve">•</w:t>
-            </w:r>
-            <w:r>
-              <w:rPr>
-                <w:rFonts w:ascii="Avenir Next" w:hAnsi="Avenir Next" w:cs="Avenir Next" w:eastAsia="Avenir Next"/>
-                <w:color w:val="1A1A1A"/>
-                <w:sz w:val="18"/>
+              <w:tab/>
+            </w:r>
+            <w:r>
+              <w:rPr>
+                <w:rFonts w:ascii="Avenir Next" w:hAnsi="Avenir Next" w:cs="Avenir Next" w:eastAsia="Avenir Next"/>
+                <w:color w:val="1A1A1A"/>
+                <w:sz w:val="22"/>
                 <w:szCs w:val="18"/>
               </w:rPr>
-              <w:tab/>
-            </w:r>
-            <w:r>
-              <w:rPr>
-                <w:rFonts w:ascii="Avenir Next" w:hAnsi="Avenir Next" w:cs="Avenir Next" w:eastAsia="Avenir Next"/>
-                <w:color w:val="1A1A1A"/>
-                <w:sz w:val="18"/>
+              <w:t xml:space="preserve">More range or IQR = </w:t>
+            </w:r>
+            <w:r>
+              <w:rPr>
+                <w:rFonts w:ascii="Avenir Next" w:hAnsi="Avenir Next" w:cs="Avenir Next" w:eastAsia="Avenir Next"/>
+                <w:b/>
+                <w:color w:val="1A1A1A"/>
+                <w:sz w:val="22"/>
                 <w:szCs w:val="18"/>
               </w:rPr>
-              <w:t xml:space="preserve">More range or IQR = </w:t>
-            </w:r>
-            <w:r>
-              <w:rPr>
-                <w:rFonts w:ascii="Avenir Next" w:hAnsi="Avenir Next" w:cs="Avenir Next" w:eastAsia="Avenir Next"/>
-                <w:b/>
-                <w:color w:val="1A1A1A"/>
-                <w:sz w:val="18"/>
-                <w:szCs w:val="18"/>
-              </w:rPr>
               <w:t xml:space="preserve">more variability</w:t>
             </w:r>
             <w:r>
               <w:rPr>
                 <w:rFonts w:ascii="Avenir Next" w:hAnsi="Avenir Next" w:cs="Avenir Next" w:eastAsia="Avenir Next"/>
                 <w:color w:val="1A1A1A"/>
-                <w:sz w:val="18"/>
+                <w:sz w:val="22"/>
                 <w:szCs w:val="18"/>
               </w:rPr>
               <w:t xml:space="preserve">.</w:t>
@@ -3012,44 +3020,44 @@
                 <w:rFonts w:ascii="Avenir Next" w:hAnsi="Avenir Next" w:cs="Avenir Next" w:eastAsia="Avenir Next"/>
                 <w:b/>
                 <w:color w:val="003A70"/>
+                <w:sz w:val="22"/>
+                <w:szCs w:val="18"/>
+              </w:rPr>
+              <w:t xml:space="preserve">•</w:t>
+            </w:r>
+            <w:r>
+              <w:rPr>
+                <w:rFonts w:ascii="Avenir Next" w:hAnsi="Avenir Next" w:cs="Avenir Next" w:eastAsia="Avenir Next"/>
+                <w:color w:val="1A1A1A"/>
                 <w:sz w:val="18"/>
                 <w:szCs w:val="18"/>
               </w:rPr>
-              <w:t xml:space="preserve">•</w:t>
-            </w:r>
-            <w:r>
-              <w:rPr>
-                <w:rFonts w:ascii="Avenir Next" w:hAnsi="Avenir Next" w:cs="Avenir Next" w:eastAsia="Avenir Next"/>
-                <w:color w:val="1A1A1A"/>
-                <w:sz w:val="18"/>
+              <w:tab/>
+            </w:r>
+            <w:r>
+              <w:rPr>
+                <w:rFonts w:ascii="Avenir Next" w:hAnsi="Avenir Next" w:cs="Avenir Next" w:eastAsia="Avenir Next"/>
+                <w:color w:val="1A1A1A"/>
+                <w:sz w:val="22"/>
                 <w:szCs w:val="18"/>
               </w:rPr>
-              <w:tab/>
-            </w:r>
-            <w:r>
-              <w:rPr>
-                <w:rFonts w:ascii="Avenir Next" w:hAnsi="Avenir Next" w:cs="Avenir Next" w:eastAsia="Avenir Next"/>
-                <w:color w:val="1A1A1A"/>
-                <w:sz w:val="18"/>
+              <w:t xml:space="preserve">Less variability = more </w:t>
+            </w:r>
+            <w:r>
+              <w:rPr>
+                <w:rFonts w:ascii="Avenir Next" w:hAnsi="Avenir Next" w:cs="Avenir Next" w:eastAsia="Avenir Next"/>
+                <w:b/>
+                <w:color w:val="1A1A1A"/>
+                <w:sz w:val="22"/>
                 <w:szCs w:val="18"/>
               </w:rPr>
-              <w:t xml:space="preserve">Less variability = more </w:t>
-            </w:r>
-            <w:r>
-              <w:rPr>
-                <w:rFonts w:ascii="Avenir Next" w:hAnsi="Avenir Next" w:cs="Avenir Next" w:eastAsia="Avenir Next"/>
-                <w:b/>
-                <w:color w:val="1A1A1A"/>
-                <w:sz w:val="18"/>
-                <w:szCs w:val="18"/>
-              </w:rPr>
               <w:t xml:space="preserve">consistent</w:t>
             </w:r>
             <w:r>
               <w:rPr>
                 <w:rFonts w:ascii="Avenir Next" w:hAnsi="Avenir Next" w:cs="Avenir Next" w:eastAsia="Avenir Next"/>
                 <w:color w:val="1A1A1A"/>
-                <w:sz w:val="18"/>
+                <w:sz w:val="22"/>
                 <w:szCs w:val="18"/>
               </w:rPr>
               <w:t xml:space="preserve">. Compare range with range, IQR with IQR.</w:t>
@@ -3068,19 +3076,38 @@
                 <w:rFonts w:ascii="Avenir Next" w:hAnsi="Avenir Next" w:cs="Avenir Next" w:eastAsia="Avenir Next"/>
                 <w:b/>
                 <w:color w:val="003A70"/>
+                <w:sz w:val="22"/>
+                <w:szCs w:val="18"/>
+              </w:rPr>
+              <w:t xml:space="preserve">•</w:t>
+            </w:r>
+            <w:r>
+              <w:rPr>
+                <w:rFonts w:ascii="Avenir Next" w:hAnsi="Avenir Next" w:cs="Avenir Next" w:eastAsia="Avenir Next"/>
+                <w:color w:val="1A1A1A"/>
                 <w:sz w:val="18"/>
                 <w:szCs w:val="18"/>
               </w:rPr>
-              <w:t xml:space="preserve">•</w:t>
-            </w:r>
-            <w:r>
-              <w:rPr>
-                <w:rFonts w:ascii="Avenir Next" w:hAnsi="Avenir Next" w:cs="Avenir Next" w:eastAsia="Avenir Next"/>
+              <w:tab/>
+            </w:r>
+            <w:r>
+              <w:rPr>
+                <w:rFonts w:ascii="Avenir Next" w:hAnsi="Avenir Next" w:cs="Avenir Next" w:eastAsia="Avenir Next"/>
+                <w:color w:val="1A1A1A"/>
+                <w:sz w:val="22"/>
+                <w:szCs w:val="18"/>
+              </w:rPr>
+              <w:t xml:space="preserve">To describe the middle half when extremes distort the overall spread, consider the IQR and explain your choice.</w:t>
+            </w:r>
+            <w:r>
+              <w:rPr>
+                <w:rFonts w:ascii="Avenir Next" w:hAnsi="Avenir Next" w:cs="Avenir Next" w:eastAsia="Avenir Next"/>
+                <w:b/>
                 <w:color w:val="1A1A1A"/>
                 <w:sz w:val="18"/>
                 <w:szCs w:val="18"/>
               </w:rPr>
-              <w:tab/>
+              <w:t xml:space="preserve"/>
             </w:r>
             <w:r>
               <w:rPr>
@@ -3089,26 +3116,7 @@
                 <w:sz w:val="18"/>
                 <w:szCs w:val="18"/>
               </w:rPr>
-              <w:t xml:space="preserve">With an extreme value, use the </w:t>
-            </w:r>
-            <w:r>
-              <w:rPr>
-                <w:rFonts w:ascii="Avenir Next" w:hAnsi="Avenir Next" w:cs="Avenir Next" w:eastAsia="Avenir Next"/>
-                <w:b/>
-                <w:color w:val="1A1A1A"/>
-                <w:sz w:val="18"/>
-                <w:szCs w:val="18"/>
-              </w:rPr>
-              <w:t xml:space="preserve">IQR</w:t>
-            </w:r>
-            <w:r>
-              <w:rPr>
-                <w:rFonts w:ascii="Avenir Next" w:hAnsi="Avenir Next" w:cs="Avenir Next" w:eastAsia="Avenir Next"/>
-                <w:color w:val="1A1A1A"/>
-                <w:sz w:val="18"/>
-                <w:szCs w:val="18"/>
-              </w:rPr>
-              <w:t xml:space="preserve">.</w:t>
+              <w:t xml:space="preserve"/>
             </w:r>
           </w:p>
         </w:tc>
@@ -3120,6 +3128,7 @@
           </w:tcPr>
           <w:p>
             <w:pPr>
+              <w:pStyle w:val="Heading2"/>
               <w:spacing w:before="0" w:after="40" w:line="264" w:lineRule="auto"/>
             </w:pPr>
             <w:r>
@@ -3142,7 +3151,7 @@
               <w:rPr>
                 <w:rFonts w:ascii="Avenir Next" w:hAnsi="Avenir Next" w:cs="Avenir Next" w:eastAsia="Avenir Next"/>
                 <w:color w:val="1A1A1A"/>
-                <w:sz w:val="17"/>
+                <w:sz w:val="22"/>
                 <w:szCs w:val="17"/>
               </w:rPr>
               <w:t xml:space="preserve">Team P: IQR 6 points. Team Q: IQR 15 points. Which is more consistent?</w:t>
@@ -3161,25 +3170,25 @@
                 <w:rFonts w:ascii="Avenir Next" w:hAnsi="Avenir Next" w:cs="Avenir Next" w:eastAsia="Avenir Next"/>
                 <w:b/>
                 <w:color w:val="003A70"/>
+                <w:sz w:val="22"/>
+                <w:szCs w:val="17"/>
+              </w:rPr>
+              <w:t xml:space="preserve">Step 1</w:t>
+            </w:r>
+            <w:r>
+              <w:rPr>
+                <w:rFonts w:ascii="Avenir Next" w:hAnsi="Avenir Next" w:cs="Avenir Next" w:eastAsia="Avenir Next"/>
+                <w:color w:val="1A1A1A"/>
                 <w:sz w:val="17"/>
                 <w:szCs w:val="17"/>
               </w:rPr>
-              <w:t xml:space="preserve">Step 1</w:t>
-            </w:r>
-            <w:r>
-              <w:rPr>
-                <w:rFonts w:ascii="Avenir Next" w:hAnsi="Avenir Next" w:cs="Avenir Next" w:eastAsia="Avenir Next"/>
-                <w:color w:val="1A1A1A"/>
-                <w:sz w:val="17"/>
-                <w:szCs w:val="17"/>
-              </w:rPr>
               <w:tab/>
             </w:r>
             <w:r>
               <w:rPr>
                 <w:rFonts w:ascii="Avenir Next" w:hAnsi="Avenir Next" w:cs="Avenir Next" w:eastAsia="Avenir Next"/>
                 <w:color w:val="1A1A1A"/>
-                <w:sz w:val="17"/>
+                <w:sz w:val="22"/>
                 <w:szCs w:val="17"/>
               </w:rPr>
               <w:t xml:space="preserve">6 &lt; 15, so Team P’s middle half is closer.</w:t>
@@ -3198,18 +3207,18 @@
                 <w:rFonts w:ascii="Avenir Next" w:hAnsi="Avenir Next" w:cs="Avenir Next" w:eastAsia="Avenir Next"/>
                 <w:b/>
                 <w:color w:val="1A1A1A"/>
+                <w:sz w:val="22"/>
+                <w:szCs w:val="17"/>
+              </w:rPr>
+              <w:t xml:space="preserve">Answer</w:t>
+            </w:r>
+            <w:r>
+              <w:rPr>
+                <w:rFonts w:ascii="Avenir Next" w:hAnsi="Avenir Next" w:cs="Avenir Next" w:eastAsia="Avenir Next"/>
+                <w:color w:val="1A1A1A"/>
                 <w:sz w:val="17"/>
                 <w:szCs w:val="17"/>
               </w:rPr>
-              <w:t xml:space="preserve">Answer</w:t>
-            </w:r>
-            <w:r>
-              <w:rPr>
-                <w:rFonts w:ascii="Avenir Next" w:hAnsi="Avenir Next" w:cs="Avenir Next" w:eastAsia="Avenir Next"/>
-                <w:color w:val="1A1A1A"/>
-                <w:sz w:val="17"/>
-                <w:szCs w:val="17"/>
-              </w:rPr>
               <w:tab/>
             </w:r>
             <w:r>
@@ -3217,7 +3226,7 @@
                 <w:rFonts w:ascii="Avenir Next" w:hAnsi="Avenir Next" w:cs="Avenir Next" w:eastAsia="Avenir Next"/>
                 <w:b/>
                 <w:color w:val="1A1A1A"/>
-                <w:sz w:val="17"/>
+                <w:sz w:val="22"/>
                 <w:szCs w:val="17"/>
               </w:rPr>
               <w:t xml:space="preserve">Team P</w:t>
@@ -3267,6 +3276,7 @@
           </w:tcPr>
           <w:p>
             <w:pPr>
+              <w:pStyle w:val="Heading2"/>
               <w:spacing w:before="0" w:after="40" w:line="264" w:lineRule="auto"/>
             </w:pPr>
             <w:r>
@@ -3290,7 +3300,7 @@
                 <w:rFonts w:ascii="Avenir Next" w:hAnsi="Avenir Next" w:cs="Avenir Next" w:eastAsia="Avenir Next"/>
                 <w:b/>
                 <w:color w:val="1A1A1A"/>
-                <w:sz w:val="21"/>
+                <w:sz w:val="22"/>
                 <w:szCs w:val="21"/>
               </w:rPr>
               <w:t xml:space="preserve">consistent</w:t>
@@ -3299,7 +3309,7 @@
               <w:rPr>
                 <w:rFonts w:ascii="Avenir Next" w:hAnsi="Avenir Next" w:cs="Avenir Next" w:eastAsia="Avenir Next"/>
                 <w:color w:val="5A5F66"/>
-                <w:sz w:val="21"/>
+                <w:sz w:val="22"/>
                 <w:szCs w:val="21"/>
               </w:rPr>
               <w:t xml:space="preserve"> — </w:t>
@@ -3308,7 +3318,7 @@
               <w:rPr>
                 <w:rFonts w:ascii="Avenir Next" w:hAnsi="Avenir Next" w:cs="Avenir Next" w:eastAsia="Avenir Next"/>
                 <w:color w:val="1A1A1A"/>
-                <w:sz w:val="21"/>
+                <w:sz w:val="22"/>
                 <w:szCs w:val="21"/>
               </w:rPr>
               <w:t xml:space="preserve">close together</w:t>
@@ -3323,7 +3333,7 @@
                 <w:rFonts w:ascii="Avenir Next" w:hAnsi="Avenir Next" w:cs="Avenir Next" w:eastAsia="Avenir Next"/>
                 <w:b/>
                 <w:color w:val="1A1A1A"/>
-                <w:sz w:val="21"/>
+                <w:sz w:val="22"/>
                 <w:szCs w:val="21"/>
               </w:rPr>
               <w:t xml:space="preserve">variability</w:t>
@@ -3332,7 +3342,7 @@
               <w:rPr>
                 <w:rFonts w:ascii="Avenir Next" w:hAnsi="Avenir Next" w:cs="Avenir Next" w:eastAsia="Avenir Next"/>
                 <w:color w:val="5A5F66"/>
-                <w:sz w:val="21"/>
+                <w:sz w:val="22"/>
                 <w:szCs w:val="21"/>
               </w:rPr>
               <w:t xml:space="preserve"> — </w:t>
@@ -3341,7 +3351,7 @@
               <w:rPr>
                 <w:rFonts w:ascii="Avenir Next" w:hAnsi="Avenir Next" w:cs="Avenir Next" w:eastAsia="Avenir Next"/>
                 <w:color w:val="1A1A1A"/>
-                <w:sz w:val="21"/>
+                <w:sz w:val="22"/>
                 <w:szCs w:val="21"/>
               </w:rPr>
               <w:t xml:space="preserve">how spread out the data are</w:t>
@@ -3367,7 +3377,7 @@
                 <w:rFonts w:ascii="Avenir Next" w:hAnsi="Avenir Next" w:cs="Avenir Next" w:eastAsia="Avenir Next"/>
                 <w:b/>
                 <w:color w:val="1A1A1A"/>
-                <w:sz w:val="21"/>
+                <w:sz w:val="22"/>
                 <w:szCs w:val="21"/>
               </w:rPr>
               <w:t xml:space="preserve">range</w:t>
@@ -3376,7 +3386,7 @@
               <w:rPr>
                 <w:rFonts w:ascii="Avenir Next" w:hAnsi="Avenir Next" w:cs="Avenir Next" w:eastAsia="Avenir Next"/>
                 <w:color w:val="5A5F66"/>
-                <w:sz w:val="21"/>
+                <w:sz w:val="22"/>
                 <w:szCs w:val="21"/>
               </w:rPr>
               <w:t xml:space="preserve"> — </w:t>
@@ -3385,7 +3395,7 @@
               <w:rPr>
                 <w:rFonts w:ascii="Avenir Next" w:hAnsi="Avenir Next" w:cs="Avenir Next" w:eastAsia="Avenir Next"/>
                 <w:color w:val="1A1A1A"/>
-                <w:sz w:val="21"/>
+                <w:sz w:val="22"/>
                 <w:szCs w:val="21"/>
               </w:rPr>
               <w:t xml:space="preserve">max − min</w:t>
@@ -3400,7 +3410,7 @@
                 <w:rFonts w:ascii="Avenir Next" w:hAnsi="Avenir Next" w:cs="Avenir Next" w:eastAsia="Avenir Next"/>
                 <w:b/>
                 <w:color w:val="1A1A1A"/>
-                <w:sz w:val="21"/>
+                <w:sz w:val="22"/>
                 <w:szCs w:val="21"/>
               </w:rPr>
               <w:t xml:space="preserve">IQR</w:t>
@@ -3409,7 +3419,7 @@
               <w:rPr>
                 <w:rFonts w:ascii="Avenir Next" w:hAnsi="Avenir Next" w:cs="Avenir Next" w:eastAsia="Avenir Next"/>
                 <w:color w:val="5A5F66"/>
-                <w:sz w:val="21"/>
+                <w:sz w:val="22"/>
                 <w:szCs w:val="21"/>
               </w:rPr>
               <w:t xml:space="preserve"> — </w:t>
@@ -3418,7 +3428,7 @@
               <w:rPr>
                 <w:rFonts w:ascii="Avenir Next" w:hAnsi="Avenir Next" w:cs="Avenir Next" w:eastAsia="Avenir Next"/>
                 <w:color w:val="1A1A1A"/>
-                <w:sz w:val="21"/>
+                <w:sz w:val="22"/>
                 <w:szCs w:val="21"/>
               </w:rPr>
               <w:t xml:space="preserve">Q3 − Q1</w:t>
@@ -3429,6 +3439,7 @@
     </w:tbl>
     <w:p>
       <w:pPr>
+        <w:pStyle w:val="Heading2"/>
         <w:keepNext/>
         <w:pBdr>
           <w:bottom w:val="single" w:sz="8" w:space="3" w:color="003A70"/>
@@ -3444,7 +3455,7 @@
           <w:b/>
           <w:color w:val="003A70"/>
           <w:spacing w:val="14"/>
-          <w:sz w:val="21"/>
+          <w:sz w:val="22"/>
           <w:szCs w:val="21"/>
         </w:rPr>
         <w:t xml:space="preserve">PRACTICE</w:t>
@@ -3463,7 +3474,7 @@
           <w:rFonts w:ascii="Avenir Next" w:hAnsi="Avenir Next" w:cs="Avenir Next" w:eastAsia="Avenir Next"/>
           <w:i/>
           <w:color w:val="5A5F66"/>
-          <w:sz w:val="17"/>
+          <w:sz w:val="22"/>
           <w:szCs w:val="17"/>
         </w:rPr>
         <w:t xml:space="preserve">show your work · label units</w:t>
@@ -3815,25 +3826,25 @@
                 <w:rFonts w:ascii="Avenir Next" w:hAnsi="Avenir Next" w:cs="Avenir Next" w:eastAsia="Avenir Next"/>
                 <w:b/>
                 <w:color w:val="003A70"/>
+                <w:sz w:val="22"/>
+                <w:szCs w:val="18"/>
+              </w:rPr>
+              <w:t xml:space="preserve">Step 1</w:t>
+            </w:r>
+            <w:r>
+              <w:rPr>
+                <w:rFonts w:ascii="Avenir Next" w:hAnsi="Avenir Next" w:cs="Avenir Next" w:eastAsia="Avenir Next"/>
+                <w:color w:val="1A1A1A"/>
                 <w:sz w:val="18"/>
                 <w:szCs w:val="18"/>
               </w:rPr>
-              <w:t xml:space="preserve">Step 1</w:t>
-            </w:r>
-            <w:r>
-              <w:rPr>
-                <w:rFonts w:ascii="Avenir Next" w:hAnsi="Avenir Next" w:cs="Avenir Next" w:eastAsia="Avenir Next"/>
-                <w:color w:val="1A1A1A"/>
-                <w:sz w:val="18"/>
-                <w:szCs w:val="18"/>
-              </w:rPr>
               <w:tab/>
             </w:r>
             <w:r>
               <w:rPr>
                 <w:rFonts w:ascii="Avenir Next" w:hAnsi="Avenir Next" w:cs="Avenir Next" w:eastAsia="Avenir Next"/>
                 <w:color w:val="1A1A1A"/>
-                <w:sz w:val="21"/>
+                <w:sz w:val="22"/>
                 <w:szCs w:val="21"/>
               </w:rPr>
               <w:t xml:space="preserve">Range = greatest − least for each player.</w:t>
@@ -3853,25 +3864,25 @@
                 <w:rFonts w:ascii="Avenir Next" w:hAnsi="Avenir Next" w:cs="Avenir Next" w:eastAsia="Avenir Next"/>
                 <w:b/>
                 <w:color w:val="003A70"/>
+                <w:sz w:val="22"/>
+                <w:szCs w:val="18"/>
+              </w:rPr>
+              <w:t xml:space="preserve">Step 2</w:t>
+            </w:r>
+            <w:r>
+              <w:rPr>
+                <w:rFonts w:ascii="Avenir Next" w:hAnsi="Avenir Next" w:cs="Avenir Next" w:eastAsia="Avenir Next"/>
+                <w:color w:val="1A1A1A"/>
                 <w:sz w:val="18"/>
                 <w:szCs w:val="18"/>
               </w:rPr>
-              <w:t xml:space="preserve">Step 2</w:t>
-            </w:r>
-            <w:r>
-              <w:rPr>
-                <w:rFonts w:ascii="Avenir Next" w:hAnsi="Avenir Next" w:cs="Avenir Next" w:eastAsia="Avenir Next"/>
-                <w:color w:val="1A1A1A"/>
-                <w:sz w:val="18"/>
-                <w:szCs w:val="18"/>
-              </w:rPr>
               <w:tab/>
             </w:r>
             <w:r>
               <w:rPr>
                 <w:rFonts w:ascii="Avenir Next" w:hAnsi="Avenir Next" w:cs="Avenir Next" w:eastAsia="Avenir Next"/>
                 <w:color w:val="1A1A1A"/>
-                <w:sz w:val="21"/>
+                <w:sz w:val="22"/>
                 <w:szCs w:val="21"/>
               </w:rPr>
               <w:t xml:space="preserve">IQR = Q3 − Q1 for each player.</w:t>
@@ -3891,25 +3902,25 @@
                 <w:rFonts w:ascii="Avenir Next" w:hAnsi="Avenir Next" w:cs="Avenir Next" w:eastAsia="Avenir Next"/>
                 <w:b/>
                 <w:color w:val="003A70"/>
+                <w:sz w:val="22"/>
+                <w:szCs w:val="18"/>
+              </w:rPr>
+              <w:t xml:space="preserve">Step 3</w:t>
+            </w:r>
+            <w:r>
+              <w:rPr>
+                <w:rFonts w:ascii="Avenir Next" w:hAnsi="Avenir Next" w:cs="Avenir Next" w:eastAsia="Avenir Next"/>
+                <w:color w:val="1A1A1A"/>
                 <w:sz w:val="18"/>
                 <w:szCs w:val="18"/>
               </w:rPr>
-              <w:t xml:space="preserve">Step 3</w:t>
-            </w:r>
-            <w:r>
-              <w:rPr>
-                <w:rFonts w:ascii="Avenir Next" w:hAnsi="Avenir Next" w:cs="Avenir Next" w:eastAsia="Avenir Next"/>
-                <w:color w:val="1A1A1A"/>
-                <w:sz w:val="18"/>
-                <w:szCs w:val="18"/>
-              </w:rPr>
               <w:tab/>
             </w:r>
             <w:r>
               <w:rPr>
                 <w:rFonts w:ascii="Avenir Next" w:hAnsi="Avenir Next" w:cs="Avenir Next" w:eastAsia="Avenir Next"/>
                 <w:color w:val="1A1A1A"/>
-                <w:sz w:val="21"/>
+                <w:sz w:val="22"/>
                 <w:szCs w:val="21"/>
               </w:rPr>
               <w:t xml:space="preserve">Smaller numbers mean more consistent.</w:t>
@@ -3946,6 +3957,7 @@
               <w:trPr>
                 <w:cantSplit/>
                 <w:trHeight w:val="400" w:hRule="atLeast"/>
+                <w:tblHeader/>
               </w:trPr>
               <w:tc>
                 <w:tcPr>
@@ -3974,7 +3986,7 @@
                       <w:rFonts w:ascii="Avenir Next" w:hAnsi="Avenir Next" w:cs="Avenir Next" w:eastAsia="Avenir Next"/>
                       <w:b/>
                       <w:color w:val="1A1A1A"/>
-                      <w:sz w:val="21"/>
+                      <w:sz w:val="22"/>
                       <w:szCs w:val="21"/>
                     </w:rPr>
                     <w:t xml:space="preserve">Range</w:t>
@@ -3997,7 +4009,7 @@
                       <w:rFonts w:ascii="Avenir Next" w:hAnsi="Avenir Next" w:cs="Avenir Next" w:eastAsia="Avenir Next"/>
                       <w:b/>
                       <w:color w:val="1A1A1A"/>
-                      <w:sz w:val="21"/>
+                      <w:sz w:val="22"/>
                       <w:szCs w:val="21"/>
                     </w:rPr>
                     <w:t xml:space="preserve">IQR</w:t>
@@ -4026,7 +4038,7 @@
                       <w:rFonts w:ascii="Avenir Next" w:hAnsi="Avenir Next" w:cs="Avenir Next" w:eastAsia="Avenir Next"/>
                       <w:b/>
                       <w:color w:val="1A1A1A"/>
-                      <w:sz w:val="21"/>
+                      <w:sz w:val="22"/>
                       <w:szCs w:val="21"/>
                     </w:rPr>
                     <w:t xml:space="preserve">Player 1</w:t>
@@ -4077,7 +4089,7 @@
                       <w:rFonts w:ascii="Avenir Next" w:hAnsi="Avenir Next" w:cs="Avenir Next" w:eastAsia="Avenir Next"/>
                       <w:b/>
                       <w:color w:val="1A1A1A"/>
-                      <w:sz w:val="21"/>
+                      <w:sz w:val="22"/>
                       <w:szCs w:val="21"/>
                     </w:rPr>
                     <w:t xml:space="preserve">Player 2</w:t>
@@ -4121,7 +4133,7 @@
                 <w:rFonts w:ascii="Avenir Next" w:hAnsi="Avenir Next" w:cs="Avenir Next" w:eastAsia="Avenir Next"/>
                 <w:b/>
                 <w:color w:val="1A1A1A"/>
-                <w:sz w:val="18"/>
+                <w:sz w:val="22"/>
                 <w:szCs w:val="18"/>
               </w:rPr>
               <w:t xml:space="preserve">More consistent player</w:t>
@@ -4439,25 +4451,25 @@
                       <w:rFonts w:ascii="Avenir Next" w:hAnsi="Avenir Next" w:cs="Avenir Next" w:eastAsia="Avenir Next"/>
                       <w:b/>
                       <w:color w:val="003A70"/>
+                      <w:sz w:val="22"/>
+                      <w:szCs w:val="18"/>
+                    </w:rPr>
+                    <w:t xml:space="preserve">Step 1</w:t>
+                  </w:r>
+                  <w:r>
+                    <w:rPr>
+                      <w:rFonts w:ascii="Avenir Next" w:hAnsi="Avenir Next" w:cs="Avenir Next" w:eastAsia="Avenir Next"/>
+                      <w:color w:val="1A1A1A"/>
                       <w:sz w:val="18"/>
                       <w:szCs w:val="18"/>
                     </w:rPr>
-                    <w:t xml:space="preserve">Step 1</w:t>
-                  </w:r>
-                  <w:r>
-                    <w:rPr>
-                      <w:rFonts w:ascii="Avenir Next" w:hAnsi="Avenir Next" w:cs="Avenir Next" w:eastAsia="Avenir Next"/>
-                      <w:color w:val="1A1A1A"/>
-                      <w:sz w:val="18"/>
-                      <w:szCs w:val="18"/>
-                    </w:rPr>
                     <w:tab/>
                   </w:r>
                   <w:r>
                     <w:rPr>
                       <w:rFonts w:ascii="Avenir Next" w:hAnsi="Avenir Next" w:cs="Avenir Next" w:eastAsia="Avenir Next"/>
                       <w:color w:val="1A1A1A"/>
-                      <w:sz w:val="21"/>
+                      <w:sz w:val="22"/>
                       <w:szCs w:val="21"/>
                     </w:rPr>
                     <w:t xml:space="preserve">Read the whisker ends for each range.</w:t>
@@ -4477,25 +4489,25 @@
                       <w:rFonts w:ascii="Avenir Next" w:hAnsi="Avenir Next" w:cs="Avenir Next" w:eastAsia="Avenir Next"/>
                       <w:b/>
                       <w:color w:val="003A70"/>
+                      <w:sz w:val="22"/>
+                      <w:szCs w:val="18"/>
+                    </w:rPr>
+                    <w:t xml:space="preserve">Step 2</w:t>
+                  </w:r>
+                  <w:r>
+                    <w:rPr>
+                      <w:rFonts w:ascii="Avenir Next" w:hAnsi="Avenir Next" w:cs="Avenir Next" w:eastAsia="Avenir Next"/>
+                      <w:color w:val="1A1A1A"/>
                       <w:sz w:val="18"/>
                       <w:szCs w:val="18"/>
                     </w:rPr>
-                    <w:t xml:space="preserve">Step 2</w:t>
-                  </w:r>
-                  <w:r>
-                    <w:rPr>
-                      <w:rFonts w:ascii="Avenir Next" w:hAnsi="Avenir Next" w:cs="Avenir Next" w:eastAsia="Avenir Next"/>
-                      <w:color w:val="1A1A1A"/>
-                      <w:sz w:val="18"/>
-                      <w:szCs w:val="18"/>
-                    </w:rPr>
                     <w:tab/>
                   </w:r>
                   <w:r>
                     <w:rPr>
                       <w:rFonts w:ascii="Avenir Next" w:hAnsi="Avenir Next" w:cs="Avenir Next" w:eastAsia="Avenir Next"/>
                       <w:color w:val="1A1A1A"/>
-                      <w:sz w:val="21"/>
+                      <w:sz w:val="22"/>
                       <w:szCs w:val="21"/>
                     </w:rPr>
                     <w:t xml:space="preserve">Read the box edges for each IQR.</w:t>
@@ -4650,7 +4662,7 @@
                     <w:drawing>
                       <wp:inline distT="0" distB="0" distL="0" distR="0">
                         <wp:extent cx="2560320" cy="1322832"/>
-                        <wp:docPr id="2" name="Figure 2"/>
+                        <wp:docPr id="2" name="Figure 2" descr="Box plot. Axis: values, 0 to 40; ticks every 1. Plots shown: five: 5, 12, 15, 18, 40; name: 1, five: 8, 10, 16, 20, 25; name: 2."/>
                         <a:graphic xmlns:a="http://schemas.openxmlformats.org/drawingml/2006/main">
                           <a:graphicData uri="http://schemas.openxmlformats.org/drawingml/2006/picture">
                             <pic:pic xmlns:pic="http://schemas.openxmlformats.org/drawingml/2006/picture">
@@ -4783,7 +4795,7 @@
                 <w:rFonts w:ascii="Avenir Next" w:hAnsi="Avenir Next" w:cs="Avenir Next" w:eastAsia="Avenir Next"/>
                 <w:b/>
                 <w:color w:val="003A70"/>
-                <w:sz w:val="17"/>
+                <w:sz w:val="22"/>
                 <w:szCs w:val="17"/>
               </w:rPr>
               <w:t xml:space="preserve">Frame  </w:t>
@@ -4803,7 +4815,7 @@
                 <w:rFonts w:ascii="Avenir Next" w:hAnsi="Avenir Next" w:cs="Avenir Next" w:eastAsia="Avenir Next"/>
                 <w:i/>
                 <w:color w:val="1A1A1A"/>
-                <w:sz w:val="18"/>
+                <w:sz w:val="22"/>
                 <w:szCs w:val="18"/>
               </w:rPr>
               <w:t xml:space="preserve"> is right because Route 1’s range is big only because </w:t>
@@ -4823,7 +4835,7 @@
                 <w:rFonts w:ascii="Avenir Next" w:hAnsi="Avenir Next" w:cs="Avenir Next" w:eastAsia="Avenir Next"/>
                 <w:i/>
                 <w:color w:val="1A1A1A"/>
-                <w:sz w:val="18"/>
+                <w:sz w:val="22"/>
                 <w:szCs w:val="18"/>
               </w:rPr>
               <w:t xml:space="preserve">, and its IQR is </w:t>
@@ -4843,7 +4855,7 @@
                 <w:rFonts w:ascii="Avenir Next" w:hAnsi="Avenir Next" w:cs="Avenir Next" w:eastAsia="Avenir Next"/>
                 <w:i/>
                 <w:color w:val="1A1A1A"/>
-                <w:sz w:val="18"/>
+                <w:sz w:val="22"/>
                 <w:szCs w:val="18"/>
               </w:rPr>
               <w:t xml:space="preserve">.</w:t>
@@ -4930,6 +4942,7 @@
     </w:p>
     <w:p>
       <w:pPr>
+        <w:pStyle w:val="Heading2"/>
         <w:keepNext/>
         <w:pBdr>
           <w:bottom w:val="single" w:sz="8" w:space="3" w:color="003A70"/>
@@ -4945,7 +4958,7 @@
           <w:b/>
           <w:color w:val="003A70"/>
           <w:spacing w:val="14"/>
-          <w:sz w:val="21"/>
+          <w:sz w:val="22"/>
           <w:szCs w:val="21"/>
         </w:rPr>
         <w:t xml:space="preserve">TEST PRACTICE</w:t>
@@ -4964,7 +4977,7 @@
           <w:rFonts w:ascii="Avenir Next" w:hAnsi="Avenir Next" w:cs="Avenir Next" w:eastAsia="Avenir Next"/>
           <w:i/>
           <w:color w:val="5A5F66"/>
-          <w:sz w:val="17"/>
+          <w:sz w:val="22"/>
           <w:szCs w:val="17"/>
         </w:rPr>
         <w:t xml:space="preserve">choose the best answer</w:t>
@@ -5096,25 +5109,25 @@
                       <w:rFonts w:ascii="Avenir Next" w:hAnsi="Avenir Next" w:cs="Avenir Next" w:eastAsia="Avenir Next"/>
                       <w:b/>
                       <w:color w:val="003A70"/>
+                      <w:sz w:val="22"/>
+                      <w:szCs w:val="21"/>
+                    </w:rPr>
+                    <w:t xml:space="preserve">A</w:t>
+                  </w:r>
+                  <w:r>
+                    <w:rPr>
+                      <w:rFonts w:ascii="Avenir Next" w:hAnsi="Avenir Next" w:cs="Avenir Next" w:eastAsia="Avenir Next"/>
+                      <w:color w:val="1A1A1A"/>
                       <w:sz w:val="21"/>
                       <w:szCs w:val="21"/>
                     </w:rPr>
-                    <w:t xml:space="preserve">A</w:t>
-                  </w:r>
-                  <w:r>
-                    <w:rPr>
-                      <w:rFonts w:ascii="Avenir Next" w:hAnsi="Avenir Next" w:cs="Avenir Next" w:eastAsia="Avenir Next"/>
-                      <w:color w:val="1A1A1A"/>
-                      <w:sz w:val="21"/>
-                      <w:szCs w:val="21"/>
-                    </w:rPr>
                     <w:tab/>
                   </w:r>
                   <w:r>
                     <w:rPr>
                       <w:rFonts w:ascii="Avenir Next" w:hAnsi="Avenir Next" w:cs="Avenir Next" w:eastAsia="Avenir Next"/>
                       <w:color w:val="1A1A1A"/>
-                      <w:sz w:val="21"/>
+                      <w:sz w:val="22"/>
                       <w:szCs w:val="21"/>
                     </w:rPr>
                     <w:t xml:space="preserve">Class A</w:t>
@@ -5139,25 +5152,25 @@
                       <w:rFonts w:ascii="Avenir Next" w:hAnsi="Avenir Next" w:cs="Avenir Next" w:eastAsia="Avenir Next"/>
                       <w:b/>
                       <w:color w:val="003A70"/>
+                      <w:sz w:val="22"/>
+                      <w:szCs w:val="21"/>
+                    </w:rPr>
+                    <w:t xml:space="preserve">B</w:t>
+                  </w:r>
+                  <w:r>
+                    <w:rPr>
+                      <w:rFonts w:ascii="Avenir Next" w:hAnsi="Avenir Next" w:cs="Avenir Next" w:eastAsia="Avenir Next"/>
+                      <w:color w:val="1A1A1A"/>
                       <w:sz w:val="21"/>
                       <w:szCs w:val="21"/>
                     </w:rPr>
-                    <w:t xml:space="preserve">B</w:t>
-                  </w:r>
-                  <w:r>
-                    <w:rPr>
-                      <w:rFonts w:ascii="Avenir Next" w:hAnsi="Avenir Next" w:cs="Avenir Next" w:eastAsia="Avenir Next"/>
-                      <w:color w:val="1A1A1A"/>
-                      <w:sz w:val="21"/>
-                      <w:szCs w:val="21"/>
-                    </w:rPr>
                     <w:tab/>
                   </w:r>
                   <w:r>
                     <w:rPr>
                       <w:rFonts w:ascii="Avenir Next" w:hAnsi="Avenir Next" w:cs="Avenir Next" w:eastAsia="Avenir Next"/>
                       <w:color w:val="1A1A1A"/>
-                      <w:sz w:val="21"/>
+                      <w:sz w:val="22"/>
                       <w:szCs w:val="21"/>
                     </w:rPr>
                     <w:t xml:space="preserve">Class B</w:t>
@@ -5182,25 +5195,25 @@
                       <w:rFonts w:ascii="Avenir Next" w:hAnsi="Avenir Next" w:cs="Avenir Next" w:eastAsia="Avenir Next"/>
                       <w:b/>
                       <w:color w:val="003A70"/>
+                      <w:sz w:val="22"/>
+                      <w:szCs w:val="21"/>
+                    </w:rPr>
+                    <w:t xml:space="preserve">C</w:t>
+                  </w:r>
+                  <w:r>
+                    <w:rPr>
+                      <w:rFonts w:ascii="Avenir Next" w:hAnsi="Avenir Next" w:cs="Avenir Next" w:eastAsia="Avenir Next"/>
+                      <w:color w:val="1A1A1A"/>
                       <w:sz w:val="21"/>
                       <w:szCs w:val="21"/>
                     </w:rPr>
-                    <w:t xml:space="preserve">C</w:t>
-                  </w:r>
-                  <w:r>
-                    <w:rPr>
-                      <w:rFonts w:ascii="Avenir Next" w:hAnsi="Avenir Next" w:cs="Avenir Next" w:eastAsia="Avenir Next"/>
-                      <w:color w:val="1A1A1A"/>
-                      <w:sz w:val="21"/>
-                      <w:szCs w:val="21"/>
-                    </w:rPr>
                     <w:tab/>
                   </w:r>
                   <w:r>
                     <w:rPr>
                       <w:rFonts w:ascii="Avenir Next" w:hAnsi="Avenir Next" w:cs="Avenir Next" w:eastAsia="Avenir Next"/>
                       <w:color w:val="1A1A1A"/>
-                      <w:sz w:val="21"/>
+                      <w:sz w:val="22"/>
                       <w:szCs w:val="21"/>
                     </w:rPr>
                     <w:t xml:space="preserve">Both the same</w:t>
@@ -5225,25 +5238,25 @@
                       <w:rFonts w:ascii="Avenir Next" w:hAnsi="Avenir Next" w:cs="Avenir Next" w:eastAsia="Avenir Next"/>
                       <w:b/>
                       <w:color w:val="003A70"/>
+                      <w:sz w:val="22"/>
+                      <w:szCs w:val="21"/>
+                    </w:rPr>
+                    <w:t xml:space="preserve">D</w:t>
+                  </w:r>
+                  <w:r>
+                    <w:rPr>
+                      <w:rFonts w:ascii="Avenir Next" w:hAnsi="Avenir Next" w:cs="Avenir Next" w:eastAsia="Avenir Next"/>
+                      <w:color w:val="1A1A1A"/>
                       <w:sz w:val="21"/>
                       <w:szCs w:val="21"/>
                     </w:rPr>
-                    <w:t xml:space="preserve">D</w:t>
-                  </w:r>
-                  <w:r>
-                    <w:rPr>
-                      <w:rFonts w:ascii="Avenir Next" w:hAnsi="Avenir Next" w:cs="Avenir Next" w:eastAsia="Avenir Next"/>
-                      <w:color w:val="1A1A1A"/>
-                      <w:sz w:val="21"/>
-                      <w:szCs w:val="21"/>
-                    </w:rPr>
                     <w:tab/>
                   </w:r>
                   <w:r>
                     <w:rPr>
                       <w:rFonts w:ascii="Avenir Next" w:hAnsi="Avenir Next" w:cs="Avenir Next" w:eastAsia="Avenir Next"/>
                       <w:color w:val="1A1A1A"/>
-                      <w:sz w:val="21"/>
+                      <w:sz w:val="22"/>
                       <w:szCs w:val="21"/>
                     </w:rPr>
                     <w:t xml:space="preserve">Cannot tell</w:t>
@@ -5391,25 +5404,25 @@
                       <w:rFonts w:ascii="Avenir Next" w:hAnsi="Avenir Next" w:cs="Avenir Next" w:eastAsia="Avenir Next"/>
                       <w:b/>
                       <w:color w:val="003A70"/>
+                      <w:sz w:val="22"/>
+                      <w:szCs w:val="21"/>
+                    </w:rPr>
+                    <w:t xml:space="preserve">A</w:t>
+                  </w:r>
+                  <w:r>
+                    <w:rPr>
+                      <w:rFonts w:ascii="Avenir Next" w:hAnsi="Avenir Next" w:cs="Avenir Next" w:eastAsia="Avenir Next"/>
+                      <w:color w:val="1A1A1A"/>
                       <w:sz w:val="21"/>
                       <w:szCs w:val="21"/>
                     </w:rPr>
-                    <w:t xml:space="preserve">A</w:t>
-                  </w:r>
-                  <w:r>
-                    <w:rPr>
-                      <w:rFonts w:ascii="Avenir Next" w:hAnsi="Avenir Next" w:cs="Avenir Next" w:eastAsia="Avenir Next"/>
-                      <w:color w:val="1A1A1A"/>
-                      <w:sz w:val="21"/>
-                      <w:szCs w:val="21"/>
-                    </w:rPr>
                     <w:tab/>
                   </w:r>
                   <w:r>
                     <w:rPr>
                       <w:rFonts w:ascii="Avenir Next" w:hAnsi="Avenir Next" w:cs="Avenir Next" w:eastAsia="Avenir Next"/>
                       <w:color w:val="1A1A1A"/>
-                      <w:sz w:val="21"/>
+                      <w:sz w:val="22"/>
                       <w:szCs w:val="21"/>
                     </w:rPr>
                     <w:t xml:space="preserve">6</w:t>
@@ -5434,25 +5447,25 @@
                       <w:rFonts w:ascii="Avenir Next" w:hAnsi="Avenir Next" w:cs="Avenir Next" w:eastAsia="Avenir Next"/>
                       <w:b/>
                       <w:color w:val="003A70"/>
+                      <w:sz w:val="22"/>
+                      <w:szCs w:val="21"/>
+                    </w:rPr>
+                    <w:t xml:space="preserve">B</w:t>
+                  </w:r>
+                  <w:r>
+                    <w:rPr>
+                      <w:rFonts w:ascii="Avenir Next" w:hAnsi="Avenir Next" w:cs="Avenir Next" w:eastAsia="Avenir Next"/>
+                      <w:color w:val="1A1A1A"/>
                       <w:sz w:val="21"/>
                       <w:szCs w:val="21"/>
                     </w:rPr>
-                    <w:t xml:space="preserve">B</w:t>
-                  </w:r>
-                  <w:r>
-                    <w:rPr>
-                      <w:rFonts w:ascii="Avenir Next" w:hAnsi="Avenir Next" w:cs="Avenir Next" w:eastAsia="Avenir Next"/>
-                      <w:color w:val="1A1A1A"/>
-                      <w:sz w:val="21"/>
-                      <w:szCs w:val="21"/>
-                    </w:rPr>
                     <w:tab/>
                   </w:r>
                   <w:r>
                     <w:rPr>
                       <w:rFonts w:ascii="Avenir Next" w:hAnsi="Avenir Next" w:cs="Avenir Next" w:eastAsia="Avenir Next"/>
                       <w:color w:val="1A1A1A"/>
-                      <w:sz w:val="21"/>
+                      <w:sz w:val="22"/>
                       <w:szCs w:val="21"/>
                     </w:rPr>
                     <w:t xml:space="preserve">11</w:t>
@@ -5477,25 +5490,25 @@
                       <w:rFonts w:ascii="Avenir Next" w:hAnsi="Avenir Next" w:cs="Avenir Next" w:eastAsia="Avenir Next"/>
                       <w:b/>
                       <w:color w:val="003A70"/>
+                      <w:sz w:val="22"/>
+                      <w:szCs w:val="21"/>
+                    </w:rPr>
+                    <w:t xml:space="preserve">C</w:t>
+                  </w:r>
+                  <w:r>
+                    <w:rPr>
+                      <w:rFonts w:ascii="Avenir Next" w:hAnsi="Avenir Next" w:cs="Avenir Next" w:eastAsia="Avenir Next"/>
+                      <w:color w:val="1A1A1A"/>
                       <w:sz w:val="21"/>
                       <w:szCs w:val="21"/>
                     </w:rPr>
-                    <w:t xml:space="preserve">C</w:t>
-                  </w:r>
-                  <w:r>
-                    <w:rPr>
-                      <w:rFonts w:ascii="Avenir Next" w:hAnsi="Avenir Next" w:cs="Avenir Next" w:eastAsia="Avenir Next"/>
-                      <w:color w:val="1A1A1A"/>
-                      <w:sz w:val="21"/>
-                      <w:szCs w:val="21"/>
-                    </w:rPr>
                     <w:tab/>
                   </w:r>
                   <w:r>
                     <w:rPr>
                       <w:rFonts w:ascii="Avenir Next" w:hAnsi="Avenir Next" w:cs="Avenir Next" w:eastAsia="Avenir Next"/>
                       <w:color w:val="1A1A1A"/>
-                      <w:sz w:val="21"/>
+                      <w:sz w:val="22"/>
                       <w:szCs w:val="21"/>
                     </w:rPr>
                     <w:t xml:space="preserve">4.5</w:t>
@@ -5520,25 +5533,25 @@
                       <w:rFonts w:ascii="Avenir Next" w:hAnsi="Avenir Next" w:cs="Avenir Next" w:eastAsia="Avenir Next"/>
                       <w:b/>
                       <w:color w:val="003A70"/>
+                      <w:sz w:val="22"/>
+                      <w:szCs w:val="21"/>
+                    </w:rPr>
+                    <w:t xml:space="preserve">D</w:t>
+                  </w:r>
+                  <w:r>
+                    <w:rPr>
+                      <w:rFonts w:ascii="Avenir Next" w:hAnsi="Avenir Next" w:cs="Avenir Next" w:eastAsia="Avenir Next"/>
+                      <w:color w:val="1A1A1A"/>
                       <w:sz w:val="21"/>
                       <w:szCs w:val="21"/>
                     </w:rPr>
-                    <w:t xml:space="preserve">D</w:t>
-                  </w:r>
-                  <w:r>
-                    <w:rPr>
-                      <w:rFonts w:ascii="Avenir Next" w:hAnsi="Avenir Next" w:cs="Avenir Next" w:eastAsia="Avenir Next"/>
-                      <w:color w:val="1A1A1A"/>
-                      <w:sz w:val="21"/>
-                      <w:szCs w:val="21"/>
-                    </w:rPr>
                     <w:tab/>
                   </w:r>
                   <w:r>
                     <w:rPr>
                       <w:rFonts w:ascii="Avenir Next" w:hAnsi="Avenir Next" w:cs="Avenir Next" w:eastAsia="Avenir Next"/>
                       <w:color w:val="1A1A1A"/>
-                      <w:sz w:val="21"/>
+                      <w:sz w:val="22"/>
                       <w:szCs w:val="21"/>
                     </w:rPr>
                     <w:t xml:space="preserve">9</w:t>
@@ -5604,6 +5617,7 @@
           </w:tcPr>
           <w:p>
             <w:pPr>
+              <w:pStyle w:val="Heading2"/>
               <w:spacing w:before="0" w:after="0" w:line="240" w:lineRule="auto"/>
             </w:pPr>
             <w:r>
@@ -5641,7 +5655,7 @@
               <w:rPr>
                 <w:rFonts w:ascii="Avenir Next" w:hAnsi="Avenir Next" w:cs="Avenir Next" w:eastAsia="Avenir Next"/>
                 <w:color w:val="1A1A1A"/>
-                <w:sz w:val="17"/>
+                <w:sz w:val="22"/>
                 <w:szCs w:val="17"/>
               </w:rPr>
               <w:t xml:space="preserve">  I can do this on my own</w:t>
@@ -5670,7 +5684,7 @@
               <w:rPr>
                 <w:rFonts w:ascii="Avenir Next" w:hAnsi="Avenir Next" w:cs="Avenir Next" w:eastAsia="Avenir Next"/>
                 <w:color w:val="1A1A1A"/>
-                <w:sz w:val="17"/>
+                <w:sz w:val="22"/>
                 <w:szCs w:val="17"/>
               </w:rPr>
               <w:t xml:space="preserve">  I need a little help</w:t>
@@ -5699,7 +5713,7 @@
               <w:rPr>
                 <w:rFonts w:ascii="Avenir Next" w:hAnsi="Avenir Next" w:cs="Avenir Next" w:eastAsia="Avenir Next"/>
                 <w:color w:val="1A1A1A"/>
-                <w:sz w:val="17"/>
+                <w:sz w:val="22"/>
                 <w:szCs w:val="17"/>
               </w:rPr>
               <w:t xml:space="preserve">  I have a question about #</w:t>
@@ -5806,7 +5820,106 @@
               <w:sz w:val="15"/>
               <w:szCs w:val="15"/>
             </w:rPr>
-            <w:t xml:space="preserve">Lesson 2-5  ·  Homework Packet  ·  Level 1</w:t>
+            <w:t xml:space="preserve">2-5 · Page </w:t>
+          </w:r>
+          <w:r>
+            <w:rPr>
+              <w:rFonts w:ascii="Avenir Next" w:hAnsi="Avenir Next" w:cs="Avenir Next" w:eastAsia="Avenir Next"/>
+              <w:color w:val="5A5F66"/>
+              <w:sz w:val="15"/>
+              <w:szCs w:val="15"/>
+            </w:rPr>
+            <w:fldChar w:fldCharType="begin"/>
+          </w:r>
+          <w:r>
+            <w:rPr>
+              <w:rFonts w:ascii="Avenir Next" w:hAnsi="Avenir Next" w:cs="Avenir Next" w:eastAsia="Avenir Next"/>
+              <w:color w:val="5A5F66"/>
+              <w:sz w:val="15"/>
+              <w:szCs w:val="15"/>
+            </w:rPr>
+            <w:instrText xml:space="preserve"> PAGE </w:instrText>
+          </w:r>
+          <w:r>
+            <w:rPr>
+              <w:rFonts w:ascii="Avenir Next" w:hAnsi="Avenir Next" w:cs="Avenir Next" w:eastAsia="Avenir Next"/>
+              <w:color w:val="5A5F66"/>
+              <w:sz w:val="15"/>
+              <w:szCs w:val="15"/>
+            </w:rPr>
+            <w:fldChar w:fldCharType="separate"/>
+          </w:r>
+          <w:r>
+            <w:rPr>
+              <w:rFonts w:ascii="Avenir Next" w:hAnsi="Avenir Next" w:cs="Avenir Next" w:eastAsia="Avenir Next"/>
+              <w:color w:val="5A5F66"/>
+              <w:sz w:val="15"/>
+              <w:szCs w:val="15"/>
+            </w:rPr>
+            <w:t xml:space="preserve">1</w:t>
+          </w:r>
+          <w:r>
+            <w:rPr>
+              <w:rFonts w:ascii="Avenir Next" w:hAnsi="Avenir Next" w:cs="Avenir Next" w:eastAsia="Avenir Next"/>
+              <w:color w:val="5A5F66"/>
+              <w:sz w:val="15"/>
+              <w:szCs w:val="15"/>
+            </w:rPr>
+            <w:fldChar w:fldCharType="end"/>
+          </w:r>
+          <w:r>
+            <w:rPr>
+              <w:rFonts w:ascii="Avenir Next" w:hAnsi="Avenir Next" w:cs="Avenir Next" w:eastAsia="Avenir Next"/>
+              <w:color w:val="5A5F66"/>
+              <w:sz w:val="15"/>
+              <w:szCs w:val="15"/>
+            </w:rPr>
+            <w:t xml:space="preserve"> of </w:t>
+          </w:r>
+          <w:r>
+            <w:rPr>
+              <w:rFonts w:ascii="Avenir Next" w:hAnsi="Avenir Next" w:cs="Avenir Next" w:eastAsia="Avenir Next"/>
+              <w:color w:val="5A5F66"/>
+              <w:sz w:val="15"/>
+              <w:szCs w:val="15"/>
+            </w:rPr>
+            <w:fldChar w:fldCharType="begin"/>
+          </w:r>
+          <w:r>
+            <w:rPr>
+              <w:rFonts w:ascii="Avenir Next" w:hAnsi="Avenir Next" w:cs="Avenir Next" w:eastAsia="Avenir Next"/>
+              <w:color w:val="5A5F66"/>
+              <w:sz w:val="15"/>
+              <w:szCs w:val="15"/>
+            </w:rPr>
+            <w:instrText xml:space="preserve"> NUMPAGES </w:instrText>
+          </w:r>
+          <w:r>
+            <w:rPr>
+              <w:rFonts w:ascii="Avenir Next" w:hAnsi="Avenir Next" w:cs="Avenir Next" w:eastAsia="Avenir Next"/>
+              <w:color w:val="5A5F66"/>
+              <w:sz w:val="15"/>
+              <w:szCs w:val="15"/>
+            </w:rPr>
+            <w:fldChar w:fldCharType="separate"/>
+          </w:r>
+          <w:r>
+            <w:rPr>
+              <w:rFonts w:ascii="Avenir Next" w:hAnsi="Avenir Next" w:cs="Avenir Next" w:eastAsia="Avenir Next"/>
+              <w:color w:val="5A5F66"/>
+              <w:sz w:val="15"/>
+              <w:szCs w:val="15"/>
+            </w:rPr>
+            <w:t xml:space="preserve">1</w:t>
+          </w:r>
+          <w:r>
+            <w:rPr>
+              <w:rFonts w:ascii="Avenir Next" w:hAnsi="Avenir Next" w:cs="Avenir Next" w:eastAsia="Avenir Next"/>
+              <w:color w:val="5A5F66"/>
+              <w:sz w:val="15"/>
+              <w:szCs w:val="15"/>
+            </w:rPr>
+            <w:fldChar w:fldCharType="end"/>
           </w:r>
         </w:p>
       </w:tc>
@@ -5849,5 +5962,23 @@
       </w:tblCellMar>
     </w:tblPr>
   </w:style>
+  <w:style w:type="paragraph" w:styleId="Heading1">
+    <w:name w:val="heading 1"/>
+    <w:basedOn w:val="Normal"/>
+    <w:pPr>
+      <w:outlineLvl w:val="0"/>
+      <w:keepNext w:val="0"/>
+      <w:keepLines w:val="0"/>
+    </w:pPr>
+  </w:style>
+  <w:style w:type="paragraph" w:styleId="Heading2">
+    <w:name w:val="heading 2"/>
+    <w:basedOn w:val="Normal"/>
+    <w:pPr>
+      <w:outlineLvl w:val="1"/>
+      <w:keepNext w:val="0"/>
+      <w:keepLines w:val="0"/>
+    </w:pPr>
+  </w:style>
 </w:styles>
 </file>